--- a/Elasticsearch-and-Python/Elasticsearch-And-Python-Notes-02.docx
+++ b/Elasticsearch-and-Python/Elasticsearch-And-Python-Notes-02.docx
@@ -247,7 +247,31 @@
           <w:szCs w:val="21"/>
           <w14:ligatures w14:val="none"/>
         </w:rPr>
-        <w:t>'popular_tags'</w:t>
+        <w:t>'</w:t>
+      </w:r>
+      <w:proofErr w:type="gramStart"/>
+      <w:r>
+        <w:rPr>
+          <w:rFonts w:ascii="Consolas" w:eastAsia="Times New Roman" w:hAnsi="Consolas" w:cs="Times New Roman"/>
+          <w:color w:val="0A3069"/>
+          <w:kern w:val="0"/>
+          <w:sz w:val="21"/>
+          <w:szCs w:val="21"/>
+          <w14:ligatures w14:val="none"/>
+        </w:rPr>
+        <w:t>popular</w:t>
+      </w:r>
+      <w:proofErr w:type="gramEnd"/>
+      <w:r>
+        <w:rPr>
+          <w:rFonts w:ascii="Consolas" w:eastAsia="Times New Roman" w:hAnsi="Consolas" w:cs="Times New Roman"/>
+          <w:color w:val="0A3069"/>
+          <w:kern w:val="0"/>
+          <w:sz w:val="21"/>
+          <w:szCs w:val="21"/>
+          <w14:ligatures w14:val="none"/>
+        </w:rPr>
+        <w:t>_tags'</w:t>
       </w:r>
       <w:r>
         <w:rPr>
@@ -518,7 +542,31 @@
           <w:szCs w:val="21"/>
           <w14:ligatures w14:val="none"/>
         </w:rPr>
-        <w:t>'avg_rating'</w:t>
+        <w:t>'</w:t>
+      </w:r>
+      <w:proofErr w:type="gramStart"/>
+      <w:r>
+        <w:rPr>
+          <w:rFonts w:ascii="Consolas" w:eastAsia="Times New Roman" w:hAnsi="Consolas" w:cs="Times New Roman"/>
+          <w:color w:val="0A3069"/>
+          <w:kern w:val="0"/>
+          <w:sz w:val="21"/>
+          <w:szCs w:val="21"/>
+          <w14:ligatures w14:val="none"/>
+        </w:rPr>
+        <w:t>avg</w:t>
+      </w:r>
+      <w:proofErr w:type="gramEnd"/>
+      <w:r>
+        <w:rPr>
+          <w:rFonts w:ascii="Consolas" w:eastAsia="Times New Roman" w:hAnsi="Consolas" w:cs="Times New Roman"/>
+          <w:color w:val="0A3069"/>
+          <w:kern w:val="0"/>
+          <w:sz w:val="21"/>
+          <w:szCs w:val="21"/>
+          <w14:ligatures w14:val="none"/>
+        </w:rPr>
+        <w:t>_rating'</w:t>
       </w:r>
       <w:r>
         <w:rPr>
@@ -720,7 +768,31 @@
           <w:szCs w:val="21"/>
           <w14:ligatures w14:val="none"/>
         </w:rPr>
-        <w:t>'monthly_posts'</w:t>
+        <w:t>'</w:t>
+      </w:r>
+      <w:proofErr w:type="gramStart"/>
+      <w:r>
+        <w:rPr>
+          <w:rFonts w:ascii="Consolas" w:eastAsia="Times New Roman" w:hAnsi="Consolas" w:cs="Times New Roman"/>
+          <w:color w:val="0A3069"/>
+          <w:kern w:val="0"/>
+          <w:sz w:val="21"/>
+          <w:szCs w:val="21"/>
+          <w14:ligatures w14:val="none"/>
+        </w:rPr>
+        <w:t>monthly</w:t>
+      </w:r>
+      <w:proofErr w:type="gramEnd"/>
+      <w:r>
+        <w:rPr>
+          <w:rFonts w:ascii="Consolas" w:eastAsia="Times New Roman" w:hAnsi="Consolas" w:cs="Times New Roman"/>
+          <w:color w:val="0A3069"/>
+          <w:kern w:val="0"/>
+          <w:sz w:val="21"/>
+          <w:szCs w:val="21"/>
+          <w14:ligatures w14:val="none"/>
+        </w:rPr>
+        <w:t>_posts'</w:t>
       </w:r>
       <w:r>
         <w:rPr>
@@ -767,7 +839,31 @@
           <w:szCs w:val="21"/>
           <w14:ligatures w14:val="none"/>
         </w:rPr>
-        <w:t>'date_histogram'</w:t>
+        <w:t>'</w:t>
+      </w:r>
+      <w:proofErr w:type="gramStart"/>
+      <w:r>
+        <w:rPr>
+          <w:rFonts w:ascii="Consolas" w:eastAsia="Times New Roman" w:hAnsi="Consolas" w:cs="Times New Roman"/>
+          <w:color w:val="0A3069"/>
+          <w:kern w:val="0"/>
+          <w:sz w:val="21"/>
+          <w:szCs w:val="21"/>
+          <w14:ligatures w14:val="none"/>
+        </w:rPr>
+        <w:t>date</w:t>
+      </w:r>
+      <w:proofErr w:type="gramEnd"/>
+      <w:r>
+        <w:rPr>
+          <w:rFonts w:ascii="Consolas" w:eastAsia="Times New Roman" w:hAnsi="Consolas" w:cs="Times New Roman"/>
+          <w:color w:val="0A3069"/>
+          <w:kern w:val="0"/>
+          <w:sz w:val="21"/>
+          <w:szCs w:val="21"/>
+          <w14:ligatures w14:val="none"/>
+        </w:rPr>
+        <w:t>_histogram'</w:t>
       </w:r>
       <w:r>
         <w:rPr>
@@ -883,7 +979,31 @@
           <w:szCs w:val="21"/>
           <w14:ligatures w14:val="none"/>
         </w:rPr>
-        <w:t>'calendar_interval'</w:t>
+        <w:t>'</w:t>
+      </w:r>
+      <w:proofErr w:type="gramStart"/>
+      <w:r>
+        <w:rPr>
+          <w:rFonts w:ascii="Consolas" w:eastAsia="Times New Roman" w:hAnsi="Consolas" w:cs="Times New Roman"/>
+          <w:color w:val="0A3069"/>
+          <w:kern w:val="0"/>
+          <w:sz w:val="21"/>
+          <w:szCs w:val="21"/>
+          <w14:ligatures w14:val="none"/>
+        </w:rPr>
+        <w:t>calendar</w:t>
+      </w:r>
+      <w:proofErr w:type="gramEnd"/>
+      <w:r>
+        <w:rPr>
+          <w:rFonts w:ascii="Consolas" w:eastAsia="Times New Roman" w:hAnsi="Consolas" w:cs="Times New Roman"/>
+          <w:color w:val="0A3069"/>
+          <w:kern w:val="0"/>
+          <w:sz w:val="21"/>
+          <w:szCs w:val="21"/>
+          <w14:ligatures w14:val="none"/>
+        </w:rPr>
+        <w:t>_interval'</w:t>
       </w:r>
       <w:r>
         <w:rPr>
@@ -1079,6 +1199,7 @@
         </w:rPr>
         <w:t xml:space="preserve"> </w:t>
       </w:r>
+      <w:proofErr w:type="gramStart"/>
       <w:r>
         <w:rPr>
           <w:rFonts w:ascii="Consolas" w:eastAsia="Times New Roman" w:hAnsi="Consolas" w:cs="Times New Roman"/>
@@ -1112,6 +1233,7 @@
         </w:rPr>
         <w:t>search</w:t>
       </w:r>
+      <w:proofErr w:type="gramEnd"/>
       <w:r>
         <w:rPr>
           <w:rFonts w:ascii="Consolas" w:eastAsia="Times New Roman" w:hAnsi="Consolas" w:cs="Times New Roman"/>
@@ -1225,6 +1347,7 @@
           <w14:ligatures w14:val="none"/>
         </w:rPr>
       </w:pPr>
+      <w:proofErr w:type="gramStart"/>
       <w:r>
         <w:rPr>
           <w:rFonts w:ascii="Consolas" w:eastAsia="Times New Roman" w:hAnsi="Consolas" w:cs="Times New Roman"/>
@@ -1247,6 +1370,8 @@
         </w:rPr>
         <w:t>(</w:t>
       </w:r>
+      <w:proofErr w:type="spellStart"/>
+      <w:proofErr w:type="gramEnd"/>
       <w:r>
         <w:rPr>
           <w:rFonts w:ascii="Consolas" w:eastAsia="Times New Roman" w:hAnsi="Consolas" w:cs="Times New Roman"/>
@@ -1267,7 +1392,19 @@
           <w:szCs w:val="21"/>
           <w14:ligatures w14:val="none"/>
         </w:rPr>
-        <w:t xml:space="preserve">"Average rating: </w:t>
+        <w:t>"Average</w:t>
+      </w:r>
+      <w:proofErr w:type="spellEnd"/>
+      <w:r>
+        <w:rPr>
+          <w:rFonts w:ascii="Consolas" w:eastAsia="Times New Roman" w:hAnsi="Consolas" w:cs="Times New Roman"/>
+          <w:color w:val="0A3069"/>
+          <w:kern w:val="0"/>
+          <w:sz w:val="21"/>
+          <w:szCs w:val="21"/>
+          <w14:ligatures w14:val="none"/>
+        </w:rPr>
+        <w:t xml:space="preserve"> rating: </w:t>
       </w:r>
       <w:r>
         <w:rPr>
@@ -1311,7 +1448,19 @@
           <w:szCs w:val="21"/>
           <w14:ligatures w14:val="none"/>
         </w:rPr>
-        <w:t>'aggregations'</w:t>
+        <w:t>'aggregations</w:t>
+      </w:r>
+      <w:proofErr w:type="gramStart"/>
+      <w:r>
+        <w:rPr>
+          <w:rFonts w:ascii="Consolas" w:eastAsia="Times New Roman" w:hAnsi="Consolas" w:cs="Times New Roman"/>
+          <w:color w:val="0A3069"/>
+          <w:kern w:val="0"/>
+          <w:sz w:val="21"/>
+          <w:szCs w:val="21"/>
+          <w14:ligatures w14:val="none"/>
+        </w:rPr>
+        <w:t>'</w:t>
       </w:r>
       <w:r>
         <w:rPr>
@@ -1324,16 +1473,29 @@
         </w:rPr>
         <w:t>][</w:t>
       </w:r>
-      <w:r>
-        <w:rPr>
-          <w:rFonts w:ascii="Consolas" w:eastAsia="Times New Roman" w:hAnsi="Consolas" w:cs="Times New Roman"/>
-          <w:color w:val="0A3069"/>
-          <w:kern w:val="0"/>
-          <w:sz w:val="21"/>
-          <w:szCs w:val="21"/>
-          <w14:ligatures w14:val="none"/>
-        </w:rPr>
-        <w:t>'avg_rating'</w:t>
+      <w:proofErr w:type="gramEnd"/>
+      <w:r>
+        <w:rPr>
+          <w:rFonts w:ascii="Consolas" w:eastAsia="Times New Roman" w:hAnsi="Consolas" w:cs="Times New Roman"/>
+          <w:color w:val="0A3069"/>
+          <w:kern w:val="0"/>
+          <w:sz w:val="21"/>
+          <w:szCs w:val="21"/>
+          <w14:ligatures w14:val="none"/>
+        </w:rPr>
+        <w:t>'avg_rating</w:t>
+      </w:r>
+      <w:proofErr w:type="gramStart"/>
+      <w:r>
+        <w:rPr>
+          <w:rFonts w:ascii="Consolas" w:eastAsia="Times New Roman" w:hAnsi="Consolas" w:cs="Times New Roman"/>
+          <w:color w:val="0A3069"/>
+          <w:kern w:val="0"/>
+          <w:sz w:val="21"/>
+          <w:szCs w:val="21"/>
+          <w14:ligatures w14:val="none"/>
+        </w:rPr>
+        <w:t>'</w:t>
       </w:r>
       <w:r>
         <w:rPr>
@@ -1346,6 +1508,7 @@
         </w:rPr>
         <w:t>][</w:t>
       </w:r>
+      <w:proofErr w:type="gramEnd"/>
       <w:r>
         <w:rPr>
           <w:rFonts w:ascii="Consolas" w:eastAsia="Times New Roman" w:hAnsi="Consolas" w:cs="Times New Roman"/>
@@ -1415,6 +1578,7 @@
           <w14:ligatures w14:val="none"/>
         </w:rPr>
       </w:pPr>
+      <w:proofErr w:type="gramStart"/>
       <w:r>
         <w:rPr>
           <w:rFonts w:ascii="Consolas" w:eastAsia="Times New Roman" w:hAnsi="Consolas" w:cs="Times New Roman"/>
@@ -1437,6 +1601,7 @@
         </w:rPr>
         <w:t>(</w:t>
       </w:r>
+      <w:proofErr w:type="gramEnd"/>
       <w:r>
         <w:rPr>
           <w:rFonts w:ascii="Consolas" w:eastAsia="Times New Roman" w:hAnsi="Consolas" w:cs="Times New Roman"/>
@@ -1650,7 +1815,19 @@
           <w:szCs w:val="21"/>
           <w14:ligatures w14:val="none"/>
         </w:rPr>
-        <w:t>'aggregations'</w:t>
+        <w:t>'aggregations</w:t>
+      </w:r>
+      <w:proofErr w:type="gramStart"/>
+      <w:r>
+        <w:rPr>
+          <w:rFonts w:ascii="Consolas" w:eastAsia="Times New Roman" w:hAnsi="Consolas" w:cs="Times New Roman"/>
+          <w:color w:val="0A3069"/>
+          <w:kern w:val="0"/>
+          <w:sz w:val="21"/>
+          <w:szCs w:val="21"/>
+          <w14:ligatures w14:val="none"/>
+        </w:rPr>
+        <w:t>'</w:t>
       </w:r>
       <w:r>
         <w:rPr>
@@ -1663,16 +1840,29 @@
         </w:rPr>
         <w:t>][</w:t>
       </w:r>
-      <w:r>
-        <w:rPr>
-          <w:rFonts w:ascii="Consolas" w:eastAsia="Times New Roman" w:hAnsi="Consolas" w:cs="Times New Roman"/>
-          <w:color w:val="0A3069"/>
-          <w:kern w:val="0"/>
-          <w:sz w:val="21"/>
-          <w:szCs w:val="21"/>
-          <w14:ligatures w14:val="none"/>
-        </w:rPr>
-        <w:t>'popular_tags'</w:t>
+      <w:proofErr w:type="gramEnd"/>
+      <w:r>
+        <w:rPr>
+          <w:rFonts w:ascii="Consolas" w:eastAsia="Times New Roman" w:hAnsi="Consolas" w:cs="Times New Roman"/>
+          <w:color w:val="0A3069"/>
+          <w:kern w:val="0"/>
+          <w:sz w:val="21"/>
+          <w:szCs w:val="21"/>
+          <w14:ligatures w14:val="none"/>
+        </w:rPr>
+        <w:t>'popular_tags</w:t>
+      </w:r>
+      <w:proofErr w:type="gramStart"/>
+      <w:r>
+        <w:rPr>
+          <w:rFonts w:ascii="Consolas" w:eastAsia="Times New Roman" w:hAnsi="Consolas" w:cs="Times New Roman"/>
+          <w:color w:val="0A3069"/>
+          <w:kern w:val="0"/>
+          <w:sz w:val="21"/>
+          <w:szCs w:val="21"/>
+          <w14:ligatures w14:val="none"/>
+        </w:rPr>
+        <w:t>'</w:t>
       </w:r>
       <w:r>
         <w:rPr>
@@ -1685,6 +1875,7 @@
         </w:rPr>
         <w:t>][</w:t>
       </w:r>
+      <w:proofErr w:type="gramEnd"/>
       <w:r>
         <w:rPr>
           <w:rFonts w:ascii="Consolas" w:eastAsia="Times New Roman" w:hAnsi="Consolas" w:cs="Times New Roman"/>
@@ -1732,6 +1923,7 @@
         </w:rPr>
         <w:t xml:space="preserve">    </w:t>
       </w:r>
+      <w:proofErr w:type="gramStart"/>
       <w:r>
         <w:rPr>
           <w:rFonts w:ascii="Consolas" w:eastAsia="Times New Roman" w:hAnsi="Consolas" w:cs="Times New Roman"/>
@@ -1754,6 +1946,8 @@
         </w:rPr>
         <w:t>(</w:t>
       </w:r>
+      <w:proofErr w:type="spellStart"/>
+      <w:proofErr w:type="gramEnd"/>
       <w:r>
         <w:rPr>
           <w:rFonts w:ascii="Consolas" w:eastAsia="Times New Roman" w:hAnsi="Consolas" w:cs="Times New Roman"/>
@@ -1774,7 +1968,19 @@
           <w:szCs w:val="21"/>
           <w14:ligatures w14:val="none"/>
         </w:rPr>
-        <w:t xml:space="preserve">"Tag: </w:t>
+        <w:t>"Tag</w:t>
+      </w:r>
+      <w:proofErr w:type="spellEnd"/>
+      <w:r>
+        <w:rPr>
+          <w:rFonts w:ascii="Consolas" w:eastAsia="Times New Roman" w:hAnsi="Consolas" w:cs="Times New Roman"/>
+          <w:color w:val="0A3069"/>
+          <w:kern w:val="0"/>
+          <w:sz w:val="21"/>
+          <w:szCs w:val="21"/>
+          <w14:ligatures w14:val="none"/>
+        </w:rPr>
+        <w:t xml:space="preserve">: </w:t>
       </w:r>
       <w:r>
         <w:rPr>
@@ -1895,7 +2101,31 @@
           <w:szCs w:val="21"/>
           <w14:ligatures w14:val="none"/>
         </w:rPr>
-        <w:t>'doc_count'</w:t>
+        <w:t>'</w:t>
+      </w:r>
+      <w:proofErr w:type="spellStart"/>
+      <w:r>
+        <w:rPr>
+          <w:rFonts w:ascii="Consolas" w:eastAsia="Times New Roman" w:hAnsi="Consolas" w:cs="Times New Roman"/>
+          <w:color w:val="0A3069"/>
+          <w:kern w:val="0"/>
+          <w:sz w:val="21"/>
+          <w:szCs w:val="21"/>
+          <w14:ligatures w14:val="none"/>
+        </w:rPr>
+        <w:t>doc_count</w:t>
+      </w:r>
+      <w:proofErr w:type="spellEnd"/>
+      <w:r>
+        <w:rPr>
+          <w:rFonts w:ascii="Consolas" w:eastAsia="Times New Roman" w:hAnsi="Consolas" w:cs="Times New Roman"/>
+          <w:color w:val="0A3069"/>
+          <w:kern w:val="0"/>
+          <w:sz w:val="21"/>
+          <w:szCs w:val="21"/>
+          <w14:ligatures w14:val="none"/>
+        </w:rPr>
+        <w:t>'</w:t>
       </w:r>
       <w:r>
         <w:rPr>
@@ -1955,6 +2185,7 @@
           <w14:ligatures w14:val="none"/>
         </w:rPr>
       </w:pPr>
+      <w:proofErr w:type="gramStart"/>
       <w:r>
         <w:rPr>
           <w:rFonts w:ascii="Consolas" w:eastAsia="Times New Roman" w:hAnsi="Consolas" w:cs="Times New Roman"/>
@@ -1977,6 +2208,7 @@
         </w:rPr>
         <w:t>(</w:t>
       </w:r>
+      <w:proofErr w:type="gramEnd"/>
       <w:r>
         <w:rPr>
           <w:rFonts w:ascii="Consolas" w:eastAsia="Times New Roman" w:hAnsi="Consolas" w:cs="Times New Roman"/>
@@ -2190,7 +2422,19 @@
           <w:szCs w:val="21"/>
           <w14:ligatures w14:val="none"/>
         </w:rPr>
-        <w:t>'aggregations'</w:t>
+        <w:t>'aggregations</w:t>
+      </w:r>
+      <w:proofErr w:type="gramStart"/>
+      <w:r>
+        <w:rPr>
+          <w:rFonts w:ascii="Consolas" w:eastAsia="Times New Roman" w:hAnsi="Consolas" w:cs="Times New Roman"/>
+          <w:color w:val="0A3069"/>
+          <w:kern w:val="0"/>
+          <w:sz w:val="21"/>
+          <w:szCs w:val="21"/>
+          <w14:ligatures w14:val="none"/>
+        </w:rPr>
+        <w:t>'</w:t>
       </w:r>
       <w:r>
         <w:rPr>
@@ -2203,16 +2447,29 @@
         </w:rPr>
         <w:t>][</w:t>
       </w:r>
-      <w:r>
-        <w:rPr>
-          <w:rFonts w:ascii="Consolas" w:eastAsia="Times New Roman" w:hAnsi="Consolas" w:cs="Times New Roman"/>
-          <w:color w:val="0A3069"/>
-          <w:kern w:val="0"/>
-          <w:sz w:val="21"/>
-          <w:szCs w:val="21"/>
-          <w14:ligatures w14:val="none"/>
-        </w:rPr>
-        <w:t>'monthly_posts'</w:t>
+      <w:proofErr w:type="gramEnd"/>
+      <w:r>
+        <w:rPr>
+          <w:rFonts w:ascii="Consolas" w:eastAsia="Times New Roman" w:hAnsi="Consolas" w:cs="Times New Roman"/>
+          <w:color w:val="0A3069"/>
+          <w:kern w:val="0"/>
+          <w:sz w:val="21"/>
+          <w:szCs w:val="21"/>
+          <w14:ligatures w14:val="none"/>
+        </w:rPr>
+        <w:t>'monthly_posts</w:t>
+      </w:r>
+      <w:proofErr w:type="gramStart"/>
+      <w:r>
+        <w:rPr>
+          <w:rFonts w:ascii="Consolas" w:eastAsia="Times New Roman" w:hAnsi="Consolas" w:cs="Times New Roman"/>
+          <w:color w:val="0A3069"/>
+          <w:kern w:val="0"/>
+          <w:sz w:val="21"/>
+          <w:szCs w:val="21"/>
+          <w14:ligatures w14:val="none"/>
+        </w:rPr>
+        <w:t>'</w:t>
       </w:r>
       <w:r>
         <w:rPr>
@@ -2225,6 +2482,7 @@
         </w:rPr>
         <w:t>][</w:t>
       </w:r>
+      <w:proofErr w:type="gramEnd"/>
       <w:r>
         <w:rPr>
           <w:rFonts w:ascii="Consolas" w:eastAsia="Times New Roman" w:hAnsi="Consolas" w:cs="Times New Roman"/>
@@ -2272,6 +2530,7 @@
         </w:rPr>
         <w:t xml:space="preserve">    </w:t>
       </w:r>
+      <w:proofErr w:type="gramStart"/>
       <w:r>
         <w:rPr>
           <w:rFonts w:ascii="Consolas" w:eastAsia="Times New Roman" w:hAnsi="Consolas" w:cs="Times New Roman"/>
@@ -2294,6 +2553,8 @@
         </w:rPr>
         <w:t>(</w:t>
       </w:r>
+      <w:proofErr w:type="spellStart"/>
+      <w:proofErr w:type="gramEnd"/>
       <w:r>
         <w:rPr>
           <w:rFonts w:ascii="Consolas" w:eastAsia="Times New Roman" w:hAnsi="Consolas" w:cs="Times New Roman"/>
@@ -2314,7 +2575,19 @@
           <w:szCs w:val="21"/>
           <w14:ligatures w14:val="none"/>
         </w:rPr>
-        <w:t xml:space="preserve">"Monthly Posts: </w:t>
+        <w:t>"Monthly</w:t>
+      </w:r>
+      <w:proofErr w:type="spellEnd"/>
+      <w:r>
+        <w:rPr>
+          <w:rFonts w:ascii="Consolas" w:eastAsia="Times New Roman" w:hAnsi="Consolas" w:cs="Times New Roman"/>
+          <w:color w:val="0A3069"/>
+          <w:kern w:val="0"/>
+          <w:sz w:val="21"/>
+          <w:szCs w:val="21"/>
+          <w14:ligatures w14:val="none"/>
+        </w:rPr>
+        <w:t xml:space="preserve"> Posts: </w:t>
       </w:r>
       <w:r>
         <w:rPr>
@@ -2435,7 +2708,31 @@
           <w:szCs w:val="21"/>
           <w14:ligatures w14:val="none"/>
         </w:rPr>
-        <w:t>'doc_count'</w:t>
+        <w:t>'</w:t>
+      </w:r>
+      <w:proofErr w:type="spellStart"/>
+      <w:r>
+        <w:rPr>
+          <w:rFonts w:ascii="Consolas" w:eastAsia="Times New Roman" w:hAnsi="Consolas" w:cs="Times New Roman"/>
+          <w:color w:val="0A3069"/>
+          <w:kern w:val="0"/>
+          <w:sz w:val="21"/>
+          <w:szCs w:val="21"/>
+          <w14:ligatures w14:val="none"/>
+        </w:rPr>
+        <w:t>doc_count</w:t>
+      </w:r>
+      <w:proofErr w:type="spellEnd"/>
+      <w:r>
+        <w:rPr>
+          <w:rFonts w:ascii="Consolas" w:eastAsia="Times New Roman" w:hAnsi="Consolas" w:cs="Times New Roman"/>
+          <w:color w:val="0A3069"/>
+          <w:kern w:val="0"/>
+          <w:sz w:val="21"/>
+          <w:szCs w:val="21"/>
+          <w14:ligatures w14:val="none"/>
+        </w:rPr>
+        <w:t>'</w:t>
       </w:r>
       <w:r>
         <w:rPr>
@@ -2495,6 +2792,7 @@
           <w14:ligatures w14:val="none"/>
         </w:rPr>
       </w:pPr>
+      <w:proofErr w:type="gramStart"/>
       <w:r>
         <w:rPr>
           <w:rFonts w:ascii="Consolas" w:eastAsia="Times New Roman" w:hAnsi="Consolas" w:cs="Times New Roman"/>
@@ -2517,6 +2815,7 @@
         </w:rPr>
         <w:t>(</w:t>
       </w:r>
+      <w:proofErr w:type="gramEnd"/>
       <w:r>
         <w:rPr>
           <w:rFonts w:ascii="Consolas" w:eastAsia="Times New Roman" w:hAnsi="Consolas" w:cs="Times New Roman"/>
@@ -2827,7 +3126,10 @@
       <w:pPr>
         <w:ind w:left="1440" w:firstLine="720"/>
         <w:rPr>
-          <w:rFonts w:ascii="Sakkal Majalla" w:hAnsi="Sakkal Majalla" w:cs="Sakkal Majalla"/>
+          <w:rFonts w:ascii="Sakkal Majalla" w:eastAsia="Times New Roman" w:hAnsi="Sakkal Majalla" w:cs="Sakkal Majalla"/>
+          <w:color w:val="202020"/>
+          <w:kern w:val="0"/>
+          <w14:ligatures w14:val="none"/>
         </w:rPr>
       </w:pPr>
       <w:r>
@@ -2839,6 +3141,1447 @@
         </w:rPr>
         <w:t>===============================================</w:t>
       </w:r>
+    </w:p>
+    <w:p>
+      <w:pPr>
+        <w:rPr>
+          <w:rFonts w:ascii="Sakkal Majalla" w:hAnsi="Sakkal Majalla" w:cs="Sakkal Majalla"/>
+        </w:rPr>
+      </w:pPr>
+    </w:p>
+    <w:p>
+      <w:pPr>
+        <w:rPr>
+          <w:rFonts w:ascii="Sakkal Majalla" w:hAnsi="Sakkal Majalla" w:cs="Sakkal Majalla"/>
+          <w:b/>
+          <w:bCs/>
+        </w:rPr>
+      </w:pPr>
+      <w:r>
+        <w:rPr>
+          <w:rFonts w:ascii="Sakkal Majalla" w:hAnsi="Sakkal Majalla" w:cs="Sakkal Majalla"/>
+          <w:b/>
+          <w:bCs/>
+        </w:rPr>
+        <w:lastRenderedPageBreak/>
+        <w:t>Document Size Limits</w:t>
+      </w:r>
+    </w:p>
+    <w:p>
+      <w:pPr>
+        <w:rPr>
+          <w:rFonts w:ascii="Sakkal Majalla" w:hAnsi="Sakkal Majalla" w:cs="Sakkal Majalla"/>
+        </w:rPr>
+      </w:pPr>
+      <w:r>
+        <w:rPr>
+          <w:rFonts w:ascii="Sakkal Majalla" w:hAnsi="Sakkal Majalla" w:cs="Sakkal Majalla"/>
+        </w:rPr>
+        <w:t>Elasticsearch supports documents up to 2GB, but in practice, large documents impact performance.</w:t>
+      </w:r>
+    </w:p>
+    <w:p>
+      <w:pPr>
+        <w:numPr>
+          <w:ilvl w:val="0"/>
+          <w:numId w:val="3"/>
+        </w:numPr>
+        <w:rPr>
+          <w:rFonts w:ascii="Sakkal Majalla" w:hAnsi="Sakkal Majalla" w:cs="Sakkal Majalla"/>
+        </w:rPr>
+      </w:pPr>
+      <w:r>
+        <w:rPr>
+          <w:rFonts w:ascii="Sakkal Majalla" w:hAnsi="Sakkal Majalla" w:cs="Sakkal Majalla"/>
+        </w:rPr>
+        <w:t xml:space="preserve">Large documents </w:t>
+      </w:r>
+      <w:r>
+        <w:rPr>
+          <w:rFonts w:ascii="Sakkal Majalla" w:hAnsi="Sakkal Majalla" w:cs="Sakkal Majalla"/>
+          <w:color w:val="3A7C22" w:themeColor="accent6" w:themeShade="BF"/>
+        </w:rPr>
+        <w:t xml:space="preserve">consume more memory </w:t>
+      </w:r>
+      <w:r>
+        <w:rPr>
+          <w:rFonts w:ascii="Sakkal Majalla" w:hAnsi="Sakkal Majalla" w:cs="Sakkal Majalla"/>
+        </w:rPr>
+        <w:t xml:space="preserve">during </w:t>
+      </w:r>
+      <w:r>
+        <w:rPr>
+          <w:rFonts w:ascii="Sakkal Majalla" w:hAnsi="Sakkal Majalla" w:cs="Sakkal Majalla"/>
+          <w:color w:val="3A7C22" w:themeColor="accent6" w:themeShade="BF"/>
+        </w:rPr>
+        <w:t xml:space="preserve">indexing </w:t>
+      </w:r>
+      <w:r>
+        <w:rPr>
+          <w:rFonts w:ascii="Sakkal Majalla" w:hAnsi="Sakkal Majalla" w:cs="Sakkal Majalla"/>
+        </w:rPr>
+        <w:t xml:space="preserve">and </w:t>
+      </w:r>
+      <w:r>
+        <w:rPr>
+          <w:rFonts w:ascii="Sakkal Majalla" w:hAnsi="Sakkal Majalla" w:cs="Sakkal Majalla"/>
+          <w:color w:val="3A7C22" w:themeColor="accent6" w:themeShade="BF"/>
+        </w:rPr>
+        <w:t>querying</w:t>
+      </w:r>
+    </w:p>
+    <w:p>
+      <w:pPr>
+        <w:numPr>
+          <w:ilvl w:val="0"/>
+          <w:numId w:val="3"/>
+        </w:numPr>
+        <w:rPr>
+          <w:rFonts w:ascii="Sakkal Majalla" w:hAnsi="Sakkal Majalla" w:cs="Sakkal Majalla"/>
+        </w:rPr>
+      </w:pPr>
+      <w:r>
+        <w:rPr>
+          <w:rFonts w:ascii="Sakkal Majalla" w:hAnsi="Sakkal Majalla" w:cs="Sakkal Majalla"/>
+          <w:color w:val="3A7C22" w:themeColor="accent6" w:themeShade="BF"/>
+        </w:rPr>
+        <w:t xml:space="preserve">Text analysis </w:t>
+      </w:r>
+      <w:r>
+        <w:rPr>
+          <w:rFonts w:ascii="Sakkal Majalla" w:hAnsi="Sakkal Majalla" w:cs="Sakkal Majalla"/>
+        </w:rPr>
+        <w:t xml:space="preserve">and </w:t>
+      </w:r>
+      <w:r>
+        <w:rPr>
+          <w:rFonts w:ascii="Sakkal Majalla" w:hAnsi="Sakkal Majalla" w:cs="Sakkal Majalla"/>
+          <w:color w:val="3A7C22" w:themeColor="accent6" w:themeShade="BF"/>
+        </w:rPr>
+        <w:t xml:space="preserve">term indexing </w:t>
+      </w:r>
+      <w:r>
+        <w:rPr>
+          <w:rFonts w:ascii="Sakkal Majalla" w:hAnsi="Sakkal Majalla" w:cs="Sakkal Majalla"/>
+        </w:rPr>
+        <w:t xml:space="preserve">become </w:t>
+      </w:r>
+      <w:r>
+        <w:rPr>
+          <w:rFonts w:ascii="Sakkal Majalla" w:hAnsi="Sakkal Majalla" w:cs="Sakkal Majalla"/>
+          <w:color w:val="3A7C22" w:themeColor="accent6" w:themeShade="BF"/>
+        </w:rPr>
+        <w:t>slower</w:t>
+      </w:r>
+    </w:p>
+    <w:p>
+      <w:pPr>
+        <w:numPr>
+          <w:ilvl w:val="0"/>
+          <w:numId w:val="3"/>
+        </w:numPr>
+        <w:rPr>
+          <w:rFonts w:ascii="Sakkal Majalla" w:hAnsi="Sakkal Majalla" w:cs="Sakkal Majalla"/>
+        </w:rPr>
+      </w:pPr>
+      <w:r>
+        <w:rPr>
+          <w:rFonts w:ascii="Sakkal Majalla" w:hAnsi="Sakkal Majalla" w:cs="Sakkal Majalla"/>
+        </w:rPr>
+        <w:t xml:space="preserve">It’s better </w:t>
+      </w:r>
+      <w:r>
+        <w:rPr>
+          <w:rFonts w:ascii="Sakkal Majalla" w:hAnsi="Sakkal Majalla" w:cs="Sakkal Majalla"/>
+          <w:color w:val="3A7C22" w:themeColor="accent6" w:themeShade="BF"/>
+        </w:rPr>
+        <w:t xml:space="preserve">to split large documents </w:t>
+      </w:r>
+      <w:r>
+        <w:rPr>
+          <w:rFonts w:ascii="Sakkal Majalla" w:hAnsi="Sakkal Majalla" w:cs="Sakkal Majalla"/>
+        </w:rPr>
+        <w:t xml:space="preserve">into </w:t>
+      </w:r>
+      <w:r>
+        <w:rPr>
+          <w:rFonts w:ascii="Sakkal Majalla" w:hAnsi="Sakkal Majalla" w:cs="Sakkal Majalla"/>
+          <w:color w:val="3A7C22" w:themeColor="accent6" w:themeShade="BF"/>
+        </w:rPr>
+        <w:t>smaller parts</w:t>
+      </w:r>
+    </w:p>
+    <w:p>
+      <w:pPr>
+        <w:ind w:left="1440" w:firstLine="720"/>
+        <w:rPr>
+          <w:rFonts w:ascii="Sakkal Majalla" w:eastAsia="Times New Roman" w:hAnsi="Sakkal Majalla" w:cs="Sakkal Majalla"/>
+          <w:color w:val="202020"/>
+          <w:kern w:val="0"/>
+          <w14:ligatures w14:val="none"/>
+        </w:rPr>
+      </w:pPr>
+      <w:r>
+        <w:rPr>
+          <w:rFonts w:ascii="Sakkal Majalla" w:eastAsia="Times New Roman" w:hAnsi="Sakkal Majalla" w:cs="Sakkal Majalla" w:hint="cs"/>
+          <w:color w:val="202020"/>
+          <w:kern w:val="0"/>
+          <w14:ligatures w14:val="none"/>
+        </w:rPr>
+        <w:t>===============================================</w:t>
+      </w:r>
+    </w:p>
+    <w:p>
+      <w:pPr>
+        <w:rPr>
+          <w:rFonts w:ascii="Sakkal Majalla" w:hAnsi="Sakkal Majalla" w:cs="Sakkal Majalla"/>
+          <w:b/>
+          <w:bCs/>
+        </w:rPr>
+      </w:pPr>
+      <w:r>
+        <w:rPr>
+          <w:rFonts w:ascii="Sakkal Majalla" w:hAnsi="Sakkal Majalla" w:cs="Sakkal Majalla"/>
+          <w:b/>
+          <w:bCs/>
+        </w:rPr>
+        <w:t>Mapping Constraints</w:t>
+      </w:r>
+    </w:p>
+    <w:p>
+      <w:pPr>
+        <w:rPr>
+          <w:rFonts w:ascii="Sakkal Majalla" w:hAnsi="Sakkal Majalla" w:cs="Sakkal Majalla"/>
+        </w:rPr>
+      </w:pPr>
+      <w:r>
+        <w:rPr>
+          <w:rFonts w:ascii="Sakkal Majalla" w:hAnsi="Sakkal Majalla" w:cs="Sakkal Majalla"/>
+        </w:rPr>
+        <w:t xml:space="preserve">Elasticsearch has </w:t>
+      </w:r>
+      <w:r>
+        <w:rPr>
+          <w:rFonts w:ascii="Sakkal Majalla" w:hAnsi="Sakkal Majalla" w:cs="Sakkal Majalla"/>
+          <w:color w:val="C00000"/>
+        </w:rPr>
+        <w:t xml:space="preserve">limits </w:t>
+      </w:r>
+      <w:r>
+        <w:rPr>
+          <w:rFonts w:ascii="Sakkal Majalla" w:hAnsi="Sakkal Majalla" w:cs="Sakkal Majalla"/>
+        </w:rPr>
+        <w:t>around how documents can be structured:</w:t>
+      </w:r>
+    </w:p>
+    <w:p>
+      <w:pPr>
+        <w:numPr>
+          <w:ilvl w:val="0"/>
+          <w:numId w:val="4"/>
+        </w:numPr>
+        <w:rPr>
+          <w:rFonts w:ascii="Sakkal Majalla" w:hAnsi="Sakkal Majalla" w:cs="Sakkal Majalla"/>
+        </w:rPr>
+      </w:pPr>
+      <w:r>
+        <w:rPr>
+          <w:rFonts w:ascii="Sakkal Majalla" w:hAnsi="Sakkal Majalla" w:cs="Sakkal Majalla"/>
+          <w:color w:val="C00000"/>
+        </w:rPr>
+        <w:t>Max field name length</w:t>
+      </w:r>
+      <w:r>
+        <w:rPr>
+          <w:rFonts w:ascii="Sakkal Majalla" w:hAnsi="Sakkal Majalla" w:cs="Sakkal Majalla"/>
+        </w:rPr>
+        <w:t>: 1000 characters</w:t>
+      </w:r>
+    </w:p>
+    <w:p>
+      <w:pPr>
+        <w:numPr>
+          <w:ilvl w:val="0"/>
+          <w:numId w:val="4"/>
+        </w:numPr>
+        <w:rPr>
+          <w:rFonts w:ascii="Sakkal Majalla" w:hAnsi="Sakkal Majalla" w:cs="Sakkal Majalla"/>
+        </w:rPr>
+      </w:pPr>
+      <w:r>
+        <w:rPr>
+          <w:rFonts w:ascii="Sakkal Majalla" w:hAnsi="Sakkal Majalla" w:cs="Sakkal Majalla"/>
+          <w:color w:val="C00000"/>
+        </w:rPr>
+        <w:t>Max nested object depth</w:t>
+      </w:r>
+      <w:r>
+        <w:rPr>
+          <w:rFonts w:ascii="Sakkal Majalla" w:hAnsi="Sakkal Majalla" w:cs="Sakkal Majalla"/>
+        </w:rPr>
+        <w:t>: 20</w:t>
+      </w:r>
+    </w:p>
+    <w:p>
+      <w:pPr>
+        <w:numPr>
+          <w:ilvl w:val="0"/>
+          <w:numId w:val="4"/>
+        </w:numPr>
+        <w:rPr>
+          <w:rFonts w:ascii="Sakkal Majalla" w:hAnsi="Sakkal Majalla" w:cs="Sakkal Majalla"/>
+        </w:rPr>
+      </w:pPr>
+      <w:r>
+        <w:rPr>
+          <w:rFonts w:ascii="Sakkal Majalla" w:hAnsi="Sakkal Majalla" w:cs="Sakkal Majalla"/>
+          <w:color w:val="C00000"/>
+        </w:rPr>
+        <w:t xml:space="preserve">Max number of fields per index </w:t>
+      </w:r>
+      <w:r>
+        <w:rPr>
+          <w:rFonts w:ascii="Sakkal Majalla" w:hAnsi="Sakkal Majalla" w:cs="Sakkal Majalla"/>
+        </w:rPr>
+        <w:t>(default): 1000</w:t>
+      </w:r>
+    </w:p>
+    <w:p>
+      <w:pPr>
+        <w:rPr>
+          <w:rFonts w:ascii="Sakkal Majalla" w:hAnsi="Sakkal Majalla" w:cs="Sakkal Majalla"/>
+        </w:rPr>
+      </w:pPr>
+      <w:r>
+        <w:rPr>
+          <w:rFonts w:ascii="Sakkal Majalla" w:hAnsi="Sakkal Majalla" w:cs="Sakkal Majalla"/>
+        </w:rPr>
+        <w:t xml:space="preserve">If you’re generating </w:t>
+      </w:r>
+      <w:r>
+        <w:rPr>
+          <w:rFonts w:ascii="Sakkal Majalla" w:hAnsi="Sakkal Majalla" w:cs="Sakkal Majalla"/>
+          <w:color w:val="C00000"/>
+        </w:rPr>
+        <w:t xml:space="preserve">dynamic fields </w:t>
+      </w:r>
+      <w:r>
+        <w:rPr>
+          <w:rFonts w:ascii="Sakkal Majalla" w:hAnsi="Sakkal Majalla" w:cs="Sakkal Majalla"/>
+        </w:rPr>
+        <w:t xml:space="preserve">or </w:t>
+      </w:r>
+      <w:r>
+        <w:rPr>
+          <w:rFonts w:ascii="Sakkal Majalla" w:hAnsi="Sakkal Majalla" w:cs="Sakkal Majalla"/>
+          <w:color w:val="C00000"/>
+        </w:rPr>
+        <w:t>deeply nested JSON</w:t>
+      </w:r>
+      <w:r>
+        <w:rPr>
+          <w:rFonts w:ascii="Sakkal Majalla" w:hAnsi="Sakkal Majalla" w:cs="Sakkal Majalla"/>
+        </w:rPr>
+        <w:t xml:space="preserve">, </w:t>
+      </w:r>
+      <w:r>
+        <w:rPr>
+          <w:rFonts w:ascii="Sakkal Majalla" w:hAnsi="Sakkal Majalla" w:cs="Sakkal Majalla"/>
+          <w:color w:val="C00000"/>
+        </w:rPr>
+        <w:t xml:space="preserve">these limits </w:t>
+      </w:r>
+      <w:r>
+        <w:rPr>
+          <w:rFonts w:ascii="Sakkal Majalla" w:hAnsi="Sakkal Majalla" w:cs="Sakkal Majalla"/>
+        </w:rPr>
+        <w:t xml:space="preserve">can cause </w:t>
+      </w:r>
+      <w:r>
+        <w:rPr>
+          <w:rFonts w:ascii="Sakkal Majalla" w:hAnsi="Sakkal Majalla" w:cs="Sakkal Majalla"/>
+          <w:color w:val="C00000"/>
+        </w:rPr>
+        <w:t>failures</w:t>
+      </w:r>
+      <w:r>
+        <w:rPr>
+          <w:rFonts w:ascii="Sakkal Majalla" w:hAnsi="Sakkal Majalla" w:cs="Sakkal Majalla"/>
+        </w:rPr>
+        <w:t>. </w:t>
+      </w:r>
+    </w:p>
+    <w:p>
+      <w:pPr>
+        <w:ind w:left="1440" w:firstLine="720"/>
+        <w:rPr>
+          <w:rFonts w:ascii="Sakkal Majalla" w:eastAsia="Times New Roman" w:hAnsi="Sakkal Majalla" w:cs="Sakkal Majalla"/>
+          <w:color w:val="202020"/>
+          <w:kern w:val="0"/>
+          <w14:ligatures w14:val="none"/>
+        </w:rPr>
+      </w:pPr>
+      <w:r>
+        <w:rPr>
+          <w:rFonts w:ascii="Sakkal Majalla" w:eastAsia="Times New Roman" w:hAnsi="Sakkal Majalla" w:cs="Sakkal Majalla" w:hint="cs"/>
+          <w:color w:val="202020"/>
+          <w:kern w:val="0"/>
+          <w14:ligatures w14:val="none"/>
+        </w:rPr>
+        <w:t>===============================================</w:t>
+      </w:r>
+    </w:p>
+    <w:p>
+      <w:pPr>
+        <w:rPr>
+          <w:rFonts w:ascii="Sakkal Majalla" w:hAnsi="Sakkal Majalla" w:cs="Sakkal Majalla"/>
+          <w:b/>
+          <w:bCs/>
+        </w:rPr>
+      </w:pPr>
+      <w:r>
+        <w:rPr>
+          <w:rFonts w:ascii="Sakkal Majalla" w:hAnsi="Sakkal Majalla" w:cs="Sakkal Majalla"/>
+          <w:b/>
+          <w:bCs/>
+        </w:rPr>
+        <w:t>Memory Usage and High-Cardinality Fields</w:t>
+      </w:r>
+    </w:p>
+    <w:p>
+      <w:pPr>
+        <w:rPr>
+          <w:rFonts w:ascii="Sakkal Majalla" w:hAnsi="Sakkal Majalla" w:cs="Sakkal Majalla"/>
+        </w:rPr>
+      </w:pPr>
+      <w:r>
+        <w:rPr>
+          <w:rFonts w:ascii="Sakkal Majalla" w:hAnsi="Sakkal Majalla" w:cs="Sakkal Majalla"/>
+        </w:rPr>
+        <w:t xml:space="preserve">Elasticsearch loads field data into memory for </w:t>
+      </w:r>
+      <w:r>
+        <w:rPr>
+          <w:rFonts w:ascii="Sakkal Majalla" w:hAnsi="Sakkal Majalla" w:cs="Sakkal Majalla"/>
+          <w:color w:val="002060"/>
+        </w:rPr>
+        <w:t xml:space="preserve">sorting </w:t>
+      </w:r>
+      <w:r>
+        <w:rPr>
+          <w:rFonts w:ascii="Sakkal Majalla" w:hAnsi="Sakkal Majalla" w:cs="Sakkal Majalla"/>
+        </w:rPr>
+        <w:t xml:space="preserve">and </w:t>
+      </w:r>
+      <w:r>
+        <w:rPr>
+          <w:rFonts w:ascii="Sakkal Majalla" w:hAnsi="Sakkal Majalla" w:cs="Sakkal Majalla"/>
+          <w:color w:val="002060"/>
+        </w:rPr>
+        <w:t>aggregations</w:t>
+      </w:r>
+      <w:r>
+        <w:rPr>
+          <w:rFonts w:ascii="Sakkal Majalla" w:hAnsi="Sakkal Majalla" w:cs="Sakkal Majalla"/>
+        </w:rPr>
+        <w:t xml:space="preserve">. </w:t>
+      </w:r>
+      <w:r>
+        <w:rPr>
+          <w:rFonts w:ascii="Sakkal Majalla" w:hAnsi="Sakkal Majalla" w:cs="Sakkal Majalla"/>
+          <w:color w:val="002060"/>
+        </w:rPr>
+        <w:t xml:space="preserve">High-cardinality fields </w:t>
+      </w:r>
+      <w:r>
+        <w:rPr>
+          <w:rFonts w:ascii="Sakkal Majalla" w:hAnsi="Sakkal Majalla" w:cs="Sakkal Majalla"/>
+        </w:rPr>
+        <w:t>(</w:t>
+      </w:r>
+      <w:r>
+        <w:rPr>
+          <w:rFonts w:ascii="Sakkal Majalla" w:hAnsi="Sakkal Majalla" w:cs="Sakkal Majalla"/>
+          <w:color w:val="002060"/>
+        </w:rPr>
+        <w:t>with many unique values</w:t>
+      </w:r>
+      <w:r>
+        <w:rPr>
+          <w:rFonts w:ascii="Sakkal Majalla" w:hAnsi="Sakkal Majalla" w:cs="Sakkal Majalla"/>
+        </w:rPr>
+        <w:t>) use more memory.</w:t>
+      </w:r>
+    </w:p>
+    <w:p>
+      <w:pPr>
+        <w:numPr>
+          <w:ilvl w:val="0"/>
+          <w:numId w:val="5"/>
+        </w:numPr>
+        <w:rPr>
+          <w:rFonts w:ascii="Sakkal Majalla" w:hAnsi="Sakkal Majalla" w:cs="Sakkal Majalla"/>
+        </w:rPr>
+      </w:pPr>
+      <w:r>
+        <w:rPr>
+          <w:rFonts w:ascii="Sakkal Majalla" w:hAnsi="Sakkal Majalla" w:cs="Sakkal Majalla"/>
+          <w:color w:val="002060"/>
+        </w:rPr>
+        <w:t xml:space="preserve">Sorting </w:t>
+      </w:r>
+      <w:r>
+        <w:rPr>
+          <w:rFonts w:ascii="Sakkal Majalla" w:hAnsi="Sakkal Majalla" w:cs="Sakkal Majalla"/>
+        </w:rPr>
+        <w:t xml:space="preserve">or </w:t>
+      </w:r>
+      <w:r>
+        <w:rPr>
+          <w:rFonts w:ascii="Sakkal Majalla" w:hAnsi="Sakkal Majalla" w:cs="Sakkal Majalla"/>
+          <w:color w:val="002060"/>
+        </w:rPr>
+        <w:t xml:space="preserve">aggregating </w:t>
+      </w:r>
+      <w:r>
+        <w:rPr>
+          <w:rFonts w:ascii="Sakkal Majalla" w:hAnsi="Sakkal Majalla" w:cs="Sakkal Majalla"/>
+        </w:rPr>
+        <w:t xml:space="preserve">on fields like </w:t>
+      </w:r>
+      <w:proofErr w:type="spellStart"/>
+      <w:r>
+        <w:rPr>
+          <w:rFonts w:ascii="Sakkal Majalla" w:hAnsi="Sakkal Majalla" w:cs="Sakkal Majalla"/>
+          <w:color w:val="002060"/>
+        </w:rPr>
+        <w:t>user_id</w:t>
+      </w:r>
+      <w:proofErr w:type="spellEnd"/>
+      <w:r>
+        <w:rPr>
+          <w:rFonts w:ascii="Sakkal Majalla" w:hAnsi="Sakkal Majalla" w:cs="Sakkal Majalla"/>
+          <w:color w:val="002060"/>
+        </w:rPr>
+        <w:t xml:space="preserve"> </w:t>
+      </w:r>
+      <w:r>
+        <w:rPr>
+          <w:rFonts w:ascii="Sakkal Majalla" w:hAnsi="Sakkal Majalla" w:cs="Sakkal Majalla"/>
+        </w:rPr>
+        <w:t xml:space="preserve">or </w:t>
+      </w:r>
+      <w:r>
+        <w:rPr>
+          <w:rFonts w:ascii="Sakkal Majalla" w:hAnsi="Sakkal Majalla" w:cs="Sakkal Majalla"/>
+          <w:color w:val="002060"/>
+        </w:rPr>
+        <w:t xml:space="preserve">email </w:t>
+      </w:r>
+      <w:r>
+        <w:rPr>
+          <w:rFonts w:ascii="Sakkal Majalla" w:hAnsi="Sakkal Majalla" w:cs="Sakkal Majalla"/>
+        </w:rPr>
+        <w:t xml:space="preserve">can </w:t>
+      </w:r>
+      <w:r>
+        <w:rPr>
+          <w:rFonts w:ascii="Sakkal Majalla" w:hAnsi="Sakkal Majalla" w:cs="Sakkal Majalla"/>
+          <w:color w:val="002060"/>
+        </w:rPr>
+        <w:t>trigger memory limits</w:t>
+      </w:r>
+    </w:p>
+    <w:p>
+      <w:pPr>
+        <w:numPr>
+          <w:ilvl w:val="0"/>
+          <w:numId w:val="5"/>
+        </w:numPr>
+        <w:rPr>
+          <w:rFonts w:ascii="Sakkal Majalla" w:hAnsi="Sakkal Majalla" w:cs="Sakkal Majalla"/>
+        </w:rPr>
+      </w:pPr>
+      <w:r>
+        <w:rPr>
+          <w:rFonts w:ascii="Sakkal Majalla" w:hAnsi="Sakkal Majalla" w:cs="Sakkal Majalla"/>
+          <w:color w:val="002060"/>
+        </w:rPr>
+        <w:t>Circuit breakers are used to stop requests that could crash the cluster</w:t>
+      </w:r>
+    </w:p>
+    <w:p>
+      <w:pPr>
+        <w:rPr>
+          <w:rFonts w:ascii="Sakkal Majalla" w:hAnsi="Sakkal Majalla" w:cs="Sakkal Majalla"/>
+        </w:rPr>
+      </w:pPr>
+      <w:r>
+        <w:rPr>
+          <w:rFonts w:ascii="Sakkal Majalla" w:hAnsi="Sakkal Majalla" w:cs="Sakkal Majalla"/>
+        </w:rPr>
+        <w:t>To avoid issues:</w:t>
+      </w:r>
+    </w:p>
+    <w:p>
+      <w:pPr>
+        <w:numPr>
+          <w:ilvl w:val="0"/>
+          <w:numId w:val="6"/>
+        </w:numPr>
+        <w:rPr>
+          <w:rFonts w:ascii="Sakkal Majalla" w:hAnsi="Sakkal Majalla" w:cs="Sakkal Majalla"/>
+        </w:rPr>
+      </w:pPr>
+      <w:r>
+        <w:rPr>
+          <w:rFonts w:ascii="Sakkal Majalla" w:hAnsi="Sakkal Majalla" w:cs="Sakkal Majalla"/>
+        </w:rPr>
+        <w:t xml:space="preserve">Avoid </w:t>
+      </w:r>
+      <w:r>
+        <w:rPr>
+          <w:rFonts w:ascii="Sakkal Majalla" w:hAnsi="Sakkal Majalla" w:cs="Sakkal Majalla"/>
+          <w:color w:val="002060"/>
+        </w:rPr>
+        <w:t xml:space="preserve">sorting </w:t>
+      </w:r>
+      <w:r>
+        <w:rPr>
+          <w:rFonts w:ascii="Sakkal Majalla" w:hAnsi="Sakkal Majalla" w:cs="Sakkal Majalla"/>
+        </w:rPr>
+        <w:t xml:space="preserve">or </w:t>
+      </w:r>
+      <w:r>
+        <w:rPr>
+          <w:rFonts w:ascii="Sakkal Majalla" w:hAnsi="Sakkal Majalla" w:cs="Sakkal Majalla"/>
+          <w:color w:val="002060"/>
+        </w:rPr>
+        <w:t xml:space="preserve">aggregating </w:t>
+      </w:r>
+      <w:r>
+        <w:rPr>
+          <w:rFonts w:ascii="Sakkal Majalla" w:hAnsi="Sakkal Majalla" w:cs="Sakkal Majalla"/>
+        </w:rPr>
+        <w:t xml:space="preserve">on </w:t>
+      </w:r>
+      <w:r>
+        <w:rPr>
+          <w:rFonts w:ascii="Sakkal Majalla" w:hAnsi="Sakkal Majalla" w:cs="Sakkal Majalla"/>
+          <w:color w:val="002060"/>
+        </w:rPr>
+        <w:t>high-cardinality fields</w:t>
+      </w:r>
+    </w:p>
+    <w:p>
+      <w:pPr>
+        <w:numPr>
+          <w:ilvl w:val="0"/>
+          <w:numId w:val="6"/>
+        </w:numPr>
+        <w:rPr>
+          <w:rFonts w:ascii="Sakkal Majalla" w:hAnsi="Sakkal Majalla" w:cs="Sakkal Majalla"/>
+        </w:rPr>
+      </w:pPr>
+      <w:r>
+        <w:rPr>
+          <w:rFonts w:ascii="Sakkal Majalla" w:hAnsi="Sakkal Majalla" w:cs="Sakkal Majalla"/>
+        </w:rPr>
+        <w:t xml:space="preserve">Use </w:t>
+      </w:r>
+      <w:proofErr w:type="spellStart"/>
+      <w:r>
+        <w:rPr>
+          <w:rFonts w:ascii="Sakkal Majalla" w:hAnsi="Sakkal Majalla" w:cs="Sakkal Majalla"/>
+          <w:color w:val="002060"/>
+        </w:rPr>
+        <w:t>doc_values</w:t>
+      </w:r>
+      <w:proofErr w:type="spellEnd"/>
+      <w:r>
+        <w:rPr>
+          <w:rFonts w:ascii="Sakkal Majalla" w:hAnsi="Sakkal Majalla" w:cs="Sakkal Majalla"/>
+        </w:rPr>
+        <w:t xml:space="preserve">: </w:t>
+      </w:r>
+      <w:r>
+        <w:rPr>
+          <w:rFonts w:ascii="Sakkal Majalla" w:hAnsi="Sakkal Majalla" w:cs="Sakkal Majalla"/>
+          <w:color w:val="002060"/>
+        </w:rPr>
+        <w:t>false where aggregation is not needed</w:t>
+      </w:r>
+    </w:p>
+    <w:p>
+      <w:pPr>
+        <w:numPr>
+          <w:ilvl w:val="0"/>
+          <w:numId w:val="6"/>
+        </w:numPr>
+        <w:rPr>
+          <w:rFonts w:ascii="Sakkal Majalla" w:hAnsi="Sakkal Majalla" w:cs="Sakkal Majalla"/>
+          <w:color w:val="002060"/>
+        </w:rPr>
+      </w:pPr>
+      <w:r>
+        <w:rPr>
+          <w:rFonts w:ascii="Sakkal Majalla" w:hAnsi="Sakkal Majalla" w:cs="Sakkal Majalla"/>
+          <w:color w:val="002060"/>
+        </w:rPr>
+        <w:t>Monitor heap usage regularly</w:t>
+      </w:r>
+    </w:p>
+    <w:p>
+      <w:pPr>
+        <w:ind w:left="1440" w:firstLine="720"/>
+        <w:rPr>
+          <w:rFonts w:ascii="Sakkal Majalla" w:eastAsia="Times New Roman" w:hAnsi="Sakkal Majalla" w:cs="Sakkal Majalla"/>
+          <w:color w:val="202020"/>
+          <w:kern w:val="0"/>
+          <w14:ligatures w14:val="none"/>
+        </w:rPr>
+      </w:pPr>
+      <w:r>
+        <w:rPr>
+          <w:rFonts w:ascii="Sakkal Majalla" w:eastAsia="Times New Roman" w:hAnsi="Sakkal Majalla" w:cs="Sakkal Majalla" w:hint="cs"/>
+          <w:color w:val="202020"/>
+          <w:kern w:val="0"/>
+          <w14:ligatures w14:val="none"/>
+        </w:rPr>
+        <w:t>===============================================</w:t>
+      </w:r>
+    </w:p>
+    <w:p>
+      <w:pPr>
+        <w:rPr>
+          <w:rFonts w:ascii="Sakkal Majalla" w:hAnsi="Sakkal Majalla" w:cs="Sakkal Majalla"/>
+        </w:rPr>
+      </w:pPr>
+    </w:p>
+    <w:p>
+      <w:pPr>
+        <w:rPr>
+          <w:rFonts w:ascii="Sakkal Majalla" w:hAnsi="Sakkal Majalla" w:cs="Sakkal Majalla"/>
+        </w:rPr>
+      </w:pPr>
+      <w:r>
+        <w:rPr>
+          <w:rFonts w:ascii="Sakkal Majalla" w:hAnsi="Sakkal Majalla" w:cs="Sakkal Majalla"/>
+        </w:rPr>
+        <w:lastRenderedPageBreak/>
+        <w:drawing>
+          <wp:inline distT="0" distB="0" distL="0" distR="0" wp14:anchorId="045A45CF" wp14:editId="48E1A768">
+            <wp:extent cx="5943600" cy="5382895"/>
+            <wp:effectExtent l="0" t="0" r="0" b="8255"/>
+            <wp:docPr id="89019719" name="Picture 1"/>
+            <wp:cNvGraphicFramePr>
+              <a:graphicFrameLocks xmlns:a="http://schemas.openxmlformats.org/drawingml/2006/main" noChangeAspect="1"/>
+            </wp:cNvGraphicFramePr>
+            <a:graphic xmlns:a="http://schemas.openxmlformats.org/drawingml/2006/main">
+              <a:graphicData uri="http://schemas.openxmlformats.org/drawingml/2006/picture">
+                <pic:pic xmlns:pic="http://schemas.openxmlformats.org/drawingml/2006/picture">
+                  <pic:nvPicPr>
+                    <pic:cNvPr id="89019719" name=""/>
+                    <pic:cNvPicPr/>
+                  </pic:nvPicPr>
+                  <pic:blipFill>
+                    <a:blip r:embed="rId5"/>
+                    <a:stretch>
+                      <a:fillRect/>
+                    </a:stretch>
+                  </pic:blipFill>
+                  <pic:spPr>
+                    <a:xfrm>
+                      <a:off x="0" y="0"/>
+                      <a:ext cx="5943600" cy="5382895"/>
+                    </a:xfrm>
+                    <a:prstGeom prst="rect">
+                      <a:avLst/>
+                    </a:prstGeom>
+                  </pic:spPr>
+                </pic:pic>
+              </a:graphicData>
+            </a:graphic>
+          </wp:inline>
+        </w:drawing>
+      </w:r>
+    </w:p>
+    <w:p>
+      <w:pPr>
+        <w:ind w:left="1440" w:firstLine="720"/>
+        <w:rPr>
+          <w:rFonts w:ascii="Sakkal Majalla" w:eastAsia="Times New Roman" w:hAnsi="Sakkal Majalla" w:cs="Sakkal Majalla"/>
+          <w:color w:val="202020"/>
+          <w:kern w:val="0"/>
+          <w14:ligatures w14:val="none"/>
+        </w:rPr>
+      </w:pPr>
+      <w:r>
+        <w:rPr>
+          <w:rFonts w:ascii="Sakkal Majalla" w:eastAsia="Times New Roman" w:hAnsi="Sakkal Majalla" w:cs="Sakkal Majalla" w:hint="cs"/>
+          <w:color w:val="202020"/>
+          <w:kern w:val="0"/>
+          <w14:ligatures w14:val="none"/>
+        </w:rPr>
+        <w:t>===============================================</w:t>
+      </w:r>
+    </w:p>
+    <w:p>
+      <w:pPr>
+        <w:rPr>
+          <w:rFonts w:ascii="Sakkal Majalla" w:hAnsi="Sakkal Majalla" w:cs="Sakkal Majalla"/>
+        </w:rPr>
+      </w:pPr>
+      <w:r>
+        <w:rPr>
+          <w:rFonts w:ascii="Sakkal Majalla" w:hAnsi="Sakkal Majalla" w:cs="Sakkal Majalla"/>
+        </w:rPr>
+        <w:lastRenderedPageBreak/>
+        <w:drawing>
+          <wp:inline distT="0" distB="0" distL="0" distR="0" wp14:anchorId="28D34920" wp14:editId="2B47D165">
+            <wp:extent cx="5943600" cy="5122545"/>
+            <wp:effectExtent l="0" t="0" r="0" b="1905"/>
+            <wp:docPr id="540269982" name="Picture 1"/>
+            <wp:cNvGraphicFramePr>
+              <a:graphicFrameLocks xmlns:a="http://schemas.openxmlformats.org/drawingml/2006/main" noChangeAspect="1"/>
+            </wp:cNvGraphicFramePr>
+            <a:graphic xmlns:a="http://schemas.openxmlformats.org/drawingml/2006/main">
+              <a:graphicData uri="http://schemas.openxmlformats.org/drawingml/2006/picture">
+                <pic:pic xmlns:pic="http://schemas.openxmlformats.org/drawingml/2006/picture">
+                  <pic:nvPicPr>
+                    <pic:cNvPr id="540269982" name=""/>
+                    <pic:cNvPicPr/>
+                  </pic:nvPicPr>
+                  <pic:blipFill>
+                    <a:blip r:embed="rId6"/>
+                    <a:stretch>
+                      <a:fillRect/>
+                    </a:stretch>
+                  </pic:blipFill>
+                  <pic:spPr>
+                    <a:xfrm>
+                      <a:off x="0" y="0"/>
+                      <a:ext cx="5943600" cy="5122545"/>
+                    </a:xfrm>
+                    <a:prstGeom prst="rect">
+                      <a:avLst/>
+                    </a:prstGeom>
+                  </pic:spPr>
+                </pic:pic>
+              </a:graphicData>
+            </a:graphic>
+          </wp:inline>
+        </w:drawing>
+      </w:r>
+    </w:p>
+    <w:p>
+      <w:pPr>
+        <w:ind w:left="1440" w:firstLine="720"/>
+        <w:rPr>
+          <w:rFonts w:ascii="Sakkal Majalla" w:eastAsia="Times New Roman" w:hAnsi="Sakkal Majalla" w:cs="Sakkal Majalla"/>
+          <w:color w:val="202020"/>
+          <w:kern w:val="0"/>
+          <w14:ligatures w14:val="none"/>
+        </w:rPr>
+      </w:pPr>
+      <w:r>
+        <w:rPr>
+          <w:rFonts w:ascii="Sakkal Majalla" w:eastAsia="Times New Roman" w:hAnsi="Sakkal Majalla" w:cs="Sakkal Majalla" w:hint="cs"/>
+          <w:color w:val="202020"/>
+          <w:kern w:val="0"/>
+          <w14:ligatures w14:val="none"/>
+        </w:rPr>
+        <w:t>===============================================</w:t>
+      </w:r>
+    </w:p>
+    <w:p>
+      <w:pPr>
+        <w:rPr>
+          <w:rFonts w:ascii="Sakkal Majalla" w:hAnsi="Sakkal Majalla" w:cs="Sakkal Majalla"/>
+        </w:rPr>
+      </w:pPr>
+      <w:r>
+        <w:rPr>
+          <w:rFonts w:ascii="Sakkal Majalla" w:hAnsi="Sakkal Majalla" w:cs="Sakkal Majalla"/>
+        </w:rPr>
+        <w:lastRenderedPageBreak/>
+        <w:drawing>
+          <wp:inline distT="0" distB="0" distL="0" distR="0" wp14:anchorId="009F6644" wp14:editId="7588D1AD">
+            <wp:extent cx="5943600" cy="5040630"/>
+            <wp:effectExtent l="0" t="0" r="0" b="7620"/>
+            <wp:docPr id="935701038" name="Picture 1"/>
+            <wp:cNvGraphicFramePr>
+              <a:graphicFrameLocks xmlns:a="http://schemas.openxmlformats.org/drawingml/2006/main" noChangeAspect="1"/>
+            </wp:cNvGraphicFramePr>
+            <a:graphic xmlns:a="http://schemas.openxmlformats.org/drawingml/2006/main">
+              <a:graphicData uri="http://schemas.openxmlformats.org/drawingml/2006/picture">
+                <pic:pic xmlns:pic="http://schemas.openxmlformats.org/drawingml/2006/picture">
+                  <pic:nvPicPr>
+                    <pic:cNvPr id="935701038" name=""/>
+                    <pic:cNvPicPr/>
+                  </pic:nvPicPr>
+                  <pic:blipFill>
+                    <a:blip r:embed="rId7"/>
+                    <a:stretch>
+                      <a:fillRect/>
+                    </a:stretch>
+                  </pic:blipFill>
+                  <pic:spPr>
+                    <a:xfrm>
+                      <a:off x="0" y="0"/>
+                      <a:ext cx="5943600" cy="5040630"/>
+                    </a:xfrm>
+                    <a:prstGeom prst="rect">
+                      <a:avLst/>
+                    </a:prstGeom>
+                  </pic:spPr>
+                </pic:pic>
+              </a:graphicData>
+            </a:graphic>
+          </wp:inline>
+        </w:drawing>
+      </w:r>
+    </w:p>
+    <w:p>
+      <w:pPr>
+        <w:ind w:left="1440" w:firstLine="720"/>
+        <w:rPr>
+          <w:rFonts w:ascii="Sakkal Majalla" w:eastAsia="Times New Roman" w:hAnsi="Sakkal Majalla" w:cs="Sakkal Majalla"/>
+          <w:color w:val="202020"/>
+          <w:kern w:val="0"/>
+          <w14:ligatures w14:val="none"/>
+        </w:rPr>
+      </w:pPr>
+      <w:r>
+        <w:rPr>
+          <w:rFonts w:ascii="Sakkal Majalla" w:eastAsia="Times New Roman" w:hAnsi="Sakkal Majalla" w:cs="Sakkal Majalla" w:hint="cs"/>
+          <w:color w:val="202020"/>
+          <w:kern w:val="0"/>
+          <w14:ligatures w14:val="none"/>
+        </w:rPr>
+        <w:t>===============================================</w:t>
+      </w:r>
+    </w:p>
+    <w:p>
+      <w:pPr>
+        <w:rPr>
+          <w:rFonts w:ascii="Sakkal Majalla" w:hAnsi="Sakkal Majalla" w:cs="Sakkal Majalla"/>
+        </w:rPr>
+      </w:pPr>
+      <w:r>
+        <w:rPr>
+          <w:rFonts w:ascii="Sakkal Majalla" w:hAnsi="Sakkal Majalla" w:cs="Sakkal Majalla"/>
+        </w:rPr>
+        <w:lastRenderedPageBreak/>
+        <w:drawing>
+          <wp:inline distT="0" distB="0" distL="0" distR="0" wp14:anchorId="2F975C4F" wp14:editId="16E0BFE6">
+            <wp:extent cx="5943600" cy="5107305"/>
+            <wp:effectExtent l="0" t="0" r="0" b="0"/>
+            <wp:docPr id="227057998" name="Picture 1"/>
+            <wp:cNvGraphicFramePr>
+              <a:graphicFrameLocks xmlns:a="http://schemas.openxmlformats.org/drawingml/2006/main" noChangeAspect="1"/>
+            </wp:cNvGraphicFramePr>
+            <a:graphic xmlns:a="http://schemas.openxmlformats.org/drawingml/2006/main">
+              <a:graphicData uri="http://schemas.openxmlformats.org/drawingml/2006/picture">
+                <pic:pic xmlns:pic="http://schemas.openxmlformats.org/drawingml/2006/picture">
+                  <pic:nvPicPr>
+                    <pic:cNvPr id="227057998" name=""/>
+                    <pic:cNvPicPr/>
+                  </pic:nvPicPr>
+                  <pic:blipFill>
+                    <a:blip r:embed="rId8"/>
+                    <a:stretch>
+                      <a:fillRect/>
+                    </a:stretch>
+                  </pic:blipFill>
+                  <pic:spPr>
+                    <a:xfrm>
+                      <a:off x="0" y="0"/>
+                      <a:ext cx="5943600" cy="5107305"/>
+                    </a:xfrm>
+                    <a:prstGeom prst="rect">
+                      <a:avLst/>
+                    </a:prstGeom>
+                  </pic:spPr>
+                </pic:pic>
+              </a:graphicData>
+            </a:graphic>
+          </wp:inline>
+        </w:drawing>
+      </w:r>
+    </w:p>
+    <w:p>
+      <w:pPr>
+        <w:ind w:left="1440" w:firstLine="720"/>
+        <w:rPr>
+          <w:rFonts w:ascii="Sakkal Majalla" w:eastAsia="Times New Roman" w:hAnsi="Sakkal Majalla" w:cs="Sakkal Majalla"/>
+          <w:color w:val="202020"/>
+          <w:kern w:val="0"/>
+          <w14:ligatures w14:val="none"/>
+        </w:rPr>
+      </w:pPr>
+      <w:r>
+        <w:rPr>
+          <w:rFonts w:ascii="Sakkal Majalla" w:eastAsia="Times New Roman" w:hAnsi="Sakkal Majalla" w:cs="Sakkal Majalla" w:hint="cs"/>
+          <w:color w:val="202020"/>
+          <w:kern w:val="0"/>
+          <w14:ligatures w14:val="none"/>
+        </w:rPr>
+        <w:t>===============================================</w:t>
+      </w:r>
+    </w:p>
+    <w:p>
+      <w:pPr>
+        <w:rPr>
+          <w:rFonts w:ascii="Sakkal Majalla" w:hAnsi="Sakkal Majalla" w:cs="Sakkal Majalla"/>
+        </w:rPr>
+      </w:pPr>
+      <w:r>
+        <w:rPr>
+          <w:rFonts w:ascii="Sakkal Majalla" w:hAnsi="Sakkal Majalla" w:cs="Sakkal Majalla"/>
+          <w:color w:val="0070C0"/>
+        </w:rPr>
+        <w:t>These limits aren’t blockers</w:t>
+      </w:r>
+      <w:r>
+        <w:rPr>
+          <w:rFonts w:ascii="Sakkal Majalla" w:hAnsi="Sakkal Majalla" w:cs="Sakkal Majalla"/>
+        </w:rPr>
+        <w:t xml:space="preserve">, but </w:t>
+      </w:r>
+      <w:r>
+        <w:rPr>
+          <w:rFonts w:ascii="Sakkal Majalla" w:hAnsi="Sakkal Majalla" w:cs="Sakkal Majalla"/>
+          <w:color w:val="0070C0"/>
+        </w:rPr>
+        <w:t>you need to design around them</w:t>
+      </w:r>
+      <w:r>
+        <w:rPr>
+          <w:rFonts w:ascii="Sakkal Majalla" w:hAnsi="Sakkal Majalla" w:cs="Sakkal Majalla"/>
+        </w:rPr>
+        <w:t xml:space="preserve">. Define clear </w:t>
+      </w:r>
+      <w:r>
+        <w:rPr>
+          <w:rFonts w:ascii="Sakkal Majalla" w:hAnsi="Sakkal Majalla" w:cs="Sakkal Majalla"/>
+          <w:color w:val="0070C0"/>
+        </w:rPr>
+        <w:t>mappings</w:t>
+      </w:r>
+      <w:r>
+        <w:rPr>
+          <w:rFonts w:ascii="Sakkal Majalla" w:hAnsi="Sakkal Majalla" w:cs="Sakkal Majalla"/>
+        </w:rPr>
+        <w:t xml:space="preserve">, set </w:t>
+      </w:r>
+      <w:r>
+        <w:rPr>
+          <w:rFonts w:ascii="Sakkal Majalla" w:hAnsi="Sakkal Majalla" w:cs="Sakkal Majalla"/>
+          <w:color w:val="0070C0"/>
+        </w:rPr>
+        <w:t>timeouts</w:t>
+      </w:r>
+      <w:r>
+        <w:rPr>
+          <w:rFonts w:ascii="Sakkal Majalla" w:hAnsi="Sakkal Majalla" w:cs="Sakkal Majalla"/>
+        </w:rPr>
+        <w:t xml:space="preserve">, and </w:t>
+      </w:r>
+      <w:r>
+        <w:rPr>
+          <w:rFonts w:ascii="Sakkal Majalla" w:hAnsi="Sakkal Majalla" w:cs="Sakkal Majalla"/>
+          <w:color w:val="0070C0"/>
+        </w:rPr>
+        <w:t xml:space="preserve">monitor resource usage </w:t>
+      </w:r>
+      <w:r>
+        <w:rPr>
+          <w:rFonts w:ascii="Sakkal Majalla" w:hAnsi="Sakkal Majalla" w:cs="Sakkal Majalla"/>
+        </w:rPr>
+        <w:t xml:space="preserve">early in development </w:t>
+      </w:r>
+      <w:r>
+        <w:rPr>
+          <w:rFonts w:ascii="Sakkal Majalla" w:hAnsi="Sakkal Majalla" w:cs="Sakkal Majalla"/>
+          <w:color w:val="0070C0"/>
+        </w:rPr>
+        <w:t>to avoid costly surprises later</w:t>
+      </w:r>
+      <w:r>
+        <w:rPr>
+          <w:rFonts w:ascii="Sakkal Majalla" w:hAnsi="Sakkal Majalla" w:cs="Sakkal Majalla"/>
+        </w:rPr>
+        <w:t>.</w:t>
+      </w:r>
+    </w:p>
+    <w:p>
+      <w:pPr>
+        <w:ind w:left="1440" w:firstLine="720"/>
+        <w:rPr>
+          <w:rFonts w:ascii="Sakkal Majalla" w:eastAsia="Times New Roman" w:hAnsi="Sakkal Majalla" w:cs="Sakkal Majalla"/>
+          <w:color w:val="202020"/>
+          <w:kern w:val="0"/>
+          <w14:ligatures w14:val="none"/>
+        </w:rPr>
+      </w:pPr>
+      <w:r>
+        <w:rPr>
+          <w:rFonts w:ascii="Sakkal Majalla" w:eastAsia="Times New Roman" w:hAnsi="Sakkal Majalla" w:cs="Sakkal Majalla" w:hint="cs"/>
+          <w:color w:val="202020"/>
+          <w:kern w:val="0"/>
+          <w14:ligatures w14:val="none"/>
+        </w:rPr>
+        <w:t>===============================================</w:t>
+      </w:r>
+    </w:p>
+    <w:p>
+      <w:pPr>
+        <w:rPr>
+          <w:rFonts w:ascii="Sakkal Majalla" w:hAnsi="Sakkal Majalla" w:cs="Sakkal Majalla"/>
+        </w:rPr>
+      </w:pPr>
+      <w:r>
+        <w:rPr>
+          <w:rFonts w:ascii="Sakkal Majalla" w:hAnsi="Sakkal Majalla" w:cs="Sakkal Majalla"/>
+        </w:rPr>
+        <w:lastRenderedPageBreak/>
+        <w:drawing>
+          <wp:inline distT="0" distB="0" distL="0" distR="0" wp14:anchorId="05636859" wp14:editId="24B7640F">
+            <wp:extent cx="5943600" cy="5271770"/>
+            <wp:effectExtent l="0" t="0" r="0" b="5080"/>
+            <wp:docPr id="1730266938" name="Picture 1"/>
+            <wp:cNvGraphicFramePr>
+              <a:graphicFrameLocks xmlns:a="http://schemas.openxmlformats.org/drawingml/2006/main" noChangeAspect="1"/>
+            </wp:cNvGraphicFramePr>
+            <a:graphic xmlns:a="http://schemas.openxmlformats.org/drawingml/2006/main">
+              <a:graphicData uri="http://schemas.openxmlformats.org/drawingml/2006/picture">
+                <pic:pic xmlns:pic="http://schemas.openxmlformats.org/drawingml/2006/picture">
+                  <pic:nvPicPr>
+                    <pic:cNvPr id="1730266938" name=""/>
+                    <pic:cNvPicPr/>
+                  </pic:nvPicPr>
+                  <pic:blipFill>
+                    <a:blip r:embed="rId9"/>
+                    <a:stretch>
+                      <a:fillRect/>
+                    </a:stretch>
+                  </pic:blipFill>
+                  <pic:spPr>
+                    <a:xfrm>
+                      <a:off x="0" y="0"/>
+                      <a:ext cx="5943600" cy="5271770"/>
+                    </a:xfrm>
+                    <a:prstGeom prst="rect">
+                      <a:avLst/>
+                    </a:prstGeom>
+                  </pic:spPr>
+                </pic:pic>
+              </a:graphicData>
+            </a:graphic>
+          </wp:inline>
+        </w:drawing>
+      </w:r>
+    </w:p>
+    <w:p>
+      <w:pPr>
+        <w:ind w:left="1440" w:firstLine="720"/>
+        <w:rPr>
+          <w:rFonts w:ascii="Sakkal Majalla" w:eastAsia="Times New Roman" w:hAnsi="Sakkal Majalla" w:cs="Sakkal Majalla"/>
+          <w:color w:val="202020"/>
+          <w:kern w:val="0"/>
+          <w14:ligatures w14:val="none"/>
+        </w:rPr>
+      </w:pPr>
+      <w:r>
+        <w:rPr>
+          <w:rFonts w:ascii="Sakkal Majalla" w:eastAsia="Times New Roman" w:hAnsi="Sakkal Majalla" w:cs="Sakkal Majalla" w:hint="cs"/>
+          <w:color w:val="202020"/>
+          <w:kern w:val="0"/>
+          <w14:ligatures w14:val="none"/>
+        </w:rPr>
+        <w:t>===============================================</w:t>
+      </w:r>
+    </w:p>
+    <w:p>
+      <w:pPr>
+        <w:jc w:val="center"/>
+        <w:rPr>
+          <w:rFonts w:ascii="Sakkal Majalla" w:hAnsi="Sakkal Majalla" w:cs="Sakkal Majalla"/>
+        </w:rPr>
+      </w:pPr>
+      <w:r>
+        <w:rPr>
+          <w:rFonts w:ascii="Sakkal Majalla" w:hAnsi="Sakkal Majalla" w:cs="Sakkal Majalla"/>
+        </w:rPr>
+        <w:drawing>
+          <wp:inline distT="0" distB="0" distL="0" distR="0" wp14:anchorId="4E2E7B20" wp14:editId="12650429">
+            <wp:extent cx="5914991" cy="2110154"/>
+            <wp:effectExtent l="0" t="0" r="0" b="4445"/>
+            <wp:docPr id="159954652" name="Picture 1"/>
+            <wp:cNvGraphicFramePr>
+              <a:graphicFrameLocks xmlns:a="http://schemas.openxmlformats.org/drawingml/2006/main" noChangeAspect="1"/>
+            </wp:cNvGraphicFramePr>
+            <a:graphic xmlns:a="http://schemas.openxmlformats.org/drawingml/2006/main">
+              <a:graphicData uri="http://schemas.openxmlformats.org/drawingml/2006/picture">
+                <pic:pic xmlns:pic="http://schemas.openxmlformats.org/drawingml/2006/picture">
+                  <pic:nvPicPr>
+                    <pic:cNvPr id="159954652" name=""/>
+                    <pic:cNvPicPr/>
+                  </pic:nvPicPr>
+                  <pic:blipFill>
+                    <a:blip r:embed="rId10"/>
+                    <a:stretch>
+                      <a:fillRect/>
+                    </a:stretch>
+                  </pic:blipFill>
+                  <pic:spPr>
+                    <a:xfrm>
+                      <a:off x="0" y="0"/>
+                      <a:ext cx="5977540" cy="2132468"/>
+                    </a:xfrm>
+                    <a:prstGeom prst="rect">
+                      <a:avLst/>
+                    </a:prstGeom>
+                  </pic:spPr>
+                </pic:pic>
+              </a:graphicData>
+            </a:graphic>
+          </wp:inline>
+        </w:drawing>
+      </w:r>
+    </w:p>
+    <w:p>
+      <w:pPr>
+        <w:ind w:left="1440" w:firstLine="720"/>
+        <w:rPr>
+          <w:rFonts w:ascii="Sakkal Majalla" w:eastAsia="Times New Roman" w:hAnsi="Sakkal Majalla" w:cs="Sakkal Majalla"/>
+          <w:color w:val="202020"/>
+          <w:kern w:val="0"/>
+          <w14:ligatures w14:val="none"/>
+        </w:rPr>
+      </w:pPr>
+      <w:r>
+        <w:rPr>
+          <w:rFonts w:ascii="Sakkal Majalla" w:eastAsia="Times New Roman" w:hAnsi="Sakkal Majalla" w:cs="Sakkal Majalla" w:hint="cs"/>
+          <w:color w:val="202020"/>
+          <w:kern w:val="0"/>
+          <w14:ligatures w14:val="none"/>
+        </w:rPr>
+        <w:t>===============================================</w:t>
+      </w:r>
+    </w:p>
+    <w:p>
+      <w:pPr>
+        <w:rPr>
+          <w:rFonts w:ascii="Sakkal Majalla" w:eastAsia="Times New Roman" w:hAnsi="Sakkal Majalla" w:cs="Sakkal Majalla"/>
+          <w:color w:val="202020"/>
+          <w:kern w:val="0"/>
+          <w14:ligatures w14:val="none"/>
+        </w:rPr>
+      </w:pPr>
+      <w:r>
+        <w:rPr>
+          <w:rFonts w:ascii="Sakkal Majalla" w:eastAsia="Times New Roman" w:hAnsi="Sakkal Majalla" w:cs="Sakkal Majalla"/>
+          <w:color w:val="202020"/>
+          <w:kern w:val="0"/>
+          <w14:ligatures w14:val="none"/>
+        </w:rPr>
+        <w:lastRenderedPageBreak/>
+        <w:drawing>
+          <wp:inline distT="0" distB="0" distL="0" distR="0" wp14:anchorId="493DC8DA" wp14:editId="4816C9FB">
+            <wp:extent cx="5943600" cy="4677410"/>
+            <wp:effectExtent l="0" t="0" r="0" b="8890"/>
+            <wp:docPr id="1599828279" name="Picture 1"/>
+            <wp:cNvGraphicFramePr>
+              <a:graphicFrameLocks xmlns:a="http://schemas.openxmlformats.org/drawingml/2006/main" noChangeAspect="1"/>
+            </wp:cNvGraphicFramePr>
+            <a:graphic xmlns:a="http://schemas.openxmlformats.org/drawingml/2006/main">
+              <a:graphicData uri="http://schemas.openxmlformats.org/drawingml/2006/picture">
+                <pic:pic xmlns:pic="http://schemas.openxmlformats.org/drawingml/2006/picture">
+                  <pic:nvPicPr>
+                    <pic:cNvPr id="1599828279" name=""/>
+                    <pic:cNvPicPr/>
+                  </pic:nvPicPr>
+                  <pic:blipFill>
+                    <a:blip r:embed="rId11"/>
+                    <a:stretch>
+                      <a:fillRect/>
+                    </a:stretch>
+                  </pic:blipFill>
+                  <pic:spPr>
+                    <a:xfrm>
+                      <a:off x="0" y="0"/>
+                      <a:ext cx="5943600" cy="4677410"/>
+                    </a:xfrm>
+                    <a:prstGeom prst="rect">
+                      <a:avLst/>
+                    </a:prstGeom>
+                  </pic:spPr>
+                </pic:pic>
+              </a:graphicData>
+            </a:graphic>
+          </wp:inline>
+        </w:drawing>
+      </w:r>
+    </w:p>
+    <w:p>
+      <w:pPr>
+        <w:ind w:left="1440" w:firstLine="720"/>
+        <w:rPr>
+          <w:rFonts w:ascii="Sakkal Majalla" w:eastAsia="Times New Roman" w:hAnsi="Sakkal Majalla" w:cs="Sakkal Majalla"/>
+          <w:color w:val="202020"/>
+          <w:kern w:val="0"/>
+          <w14:ligatures w14:val="none"/>
+        </w:rPr>
+      </w:pPr>
+      <w:r>
+        <w:rPr>
+          <w:rFonts w:ascii="Sakkal Majalla" w:eastAsia="Times New Roman" w:hAnsi="Sakkal Majalla" w:cs="Sakkal Majalla" w:hint="cs"/>
+          <w:color w:val="202020"/>
+          <w:kern w:val="0"/>
+          <w14:ligatures w14:val="none"/>
+        </w:rPr>
+        <w:t>===============================================</w:t>
+      </w:r>
+    </w:p>
+    <w:p>
+      <w:pPr>
+        <w:rPr>
+          <w:rFonts w:ascii="Sakkal Majalla" w:eastAsia="Times New Roman" w:hAnsi="Sakkal Majalla" w:cs="Sakkal Majalla"/>
+          <w:color w:val="202020"/>
+          <w:kern w:val="0"/>
+          <w14:ligatures w14:val="none"/>
+        </w:rPr>
+      </w:pPr>
+      <w:r>
+        <w:rPr>
+          <w:rFonts w:ascii="Sakkal Majalla" w:eastAsia="Times New Roman" w:hAnsi="Sakkal Majalla" w:cs="Sakkal Majalla"/>
+          <w:color w:val="202020"/>
+          <w:kern w:val="0"/>
+          <w14:ligatures w14:val="none"/>
+        </w:rPr>
+        <w:lastRenderedPageBreak/>
+        <w:drawing>
+          <wp:inline distT="0" distB="0" distL="0" distR="0" wp14:anchorId="61076DD4" wp14:editId="25C4897E">
+            <wp:extent cx="5943600" cy="5793740"/>
+            <wp:effectExtent l="0" t="0" r="0" b="0"/>
+            <wp:docPr id="83901582" name="Picture 1"/>
+            <wp:cNvGraphicFramePr>
+              <a:graphicFrameLocks xmlns:a="http://schemas.openxmlformats.org/drawingml/2006/main" noChangeAspect="1"/>
+            </wp:cNvGraphicFramePr>
+            <a:graphic xmlns:a="http://schemas.openxmlformats.org/drawingml/2006/main">
+              <a:graphicData uri="http://schemas.openxmlformats.org/drawingml/2006/picture">
+                <pic:pic xmlns:pic="http://schemas.openxmlformats.org/drawingml/2006/picture">
+                  <pic:nvPicPr>
+                    <pic:cNvPr id="83901582" name=""/>
+                    <pic:cNvPicPr/>
+                  </pic:nvPicPr>
+                  <pic:blipFill>
+                    <a:blip r:embed="rId12"/>
+                    <a:stretch>
+                      <a:fillRect/>
+                    </a:stretch>
+                  </pic:blipFill>
+                  <pic:spPr>
+                    <a:xfrm>
+                      <a:off x="0" y="0"/>
+                      <a:ext cx="5943600" cy="5793740"/>
+                    </a:xfrm>
+                    <a:prstGeom prst="rect">
+                      <a:avLst/>
+                    </a:prstGeom>
+                  </pic:spPr>
+                </pic:pic>
+              </a:graphicData>
+            </a:graphic>
+          </wp:inline>
+        </w:drawing>
+      </w:r>
+    </w:p>
+    <w:p>
+      <w:pPr>
+        <w:ind w:left="1440" w:firstLine="720"/>
+        <w:rPr>
+          <w:rFonts w:ascii="Sakkal Majalla" w:eastAsia="Times New Roman" w:hAnsi="Sakkal Majalla" w:cs="Sakkal Majalla"/>
+          <w:color w:val="202020"/>
+          <w:kern w:val="0"/>
+          <w14:ligatures w14:val="none"/>
+        </w:rPr>
+      </w:pPr>
+      <w:r>
+        <w:rPr>
+          <w:rFonts w:ascii="Sakkal Majalla" w:eastAsia="Times New Roman" w:hAnsi="Sakkal Majalla" w:cs="Sakkal Majalla" w:hint="cs"/>
+          <w:color w:val="202020"/>
+          <w:kern w:val="0"/>
+          <w14:ligatures w14:val="none"/>
+        </w:rPr>
+        <w:t>===============================================</w:t>
+      </w:r>
+    </w:p>
+    <w:p>
+      <w:pPr>
+        <w:rPr>
+          <w:rFonts w:ascii="Sakkal Majalla" w:eastAsia="Times New Roman" w:hAnsi="Sakkal Majalla" w:cs="Sakkal Majalla"/>
+          <w:color w:val="202020"/>
+          <w:kern w:val="0"/>
+          <w14:ligatures w14:val="none"/>
+        </w:rPr>
+      </w:pPr>
+      <w:r>
+        <w:rPr>
+          <w:rFonts w:ascii="Sakkal Majalla" w:eastAsia="Times New Roman" w:hAnsi="Sakkal Majalla" w:cs="Sakkal Majalla"/>
+          <w:color w:val="202020"/>
+          <w:kern w:val="0"/>
+          <w14:ligatures w14:val="none"/>
+        </w:rPr>
+        <w:lastRenderedPageBreak/>
+        <w:drawing>
+          <wp:inline distT="0" distB="0" distL="0" distR="0" wp14:anchorId="085BA974" wp14:editId="3F807DEA">
+            <wp:extent cx="5799323" cy="4618120"/>
+            <wp:effectExtent l="0" t="0" r="0" b="0"/>
+            <wp:docPr id="1003800210" name="Picture 1"/>
+            <wp:cNvGraphicFramePr>
+              <a:graphicFrameLocks xmlns:a="http://schemas.openxmlformats.org/drawingml/2006/main" noChangeAspect="1"/>
+            </wp:cNvGraphicFramePr>
+            <a:graphic xmlns:a="http://schemas.openxmlformats.org/drawingml/2006/main">
+              <a:graphicData uri="http://schemas.openxmlformats.org/drawingml/2006/picture">
+                <pic:pic xmlns:pic="http://schemas.openxmlformats.org/drawingml/2006/picture">
+                  <pic:nvPicPr>
+                    <pic:cNvPr id="1003800210" name=""/>
+                    <pic:cNvPicPr/>
+                  </pic:nvPicPr>
+                  <pic:blipFill>
+                    <a:blip r:embed="rId13"/>
+                    <a:stretch>
+                      <a:fillRect/>
+                    </a:stretch>
+                  </pic:blipFill>
+                  <pic:spPr>
+                    <a:xfrm>
+                      <a:off x="0" y="0"/>
+                      <a:ext cx="5799323" cy="4618120"/>
+                    </a:xfrm>
+                    <a:prstGeom prst="rect">
+                      <a:avLst/>
+                    </a:prstGeom>
+                  </pic:spPr>
+                </pic:pic>
+              </a:graphicData>
+            </a:graphic>
+          </wp:inline>
+        </w:drawing>
+      </w:r>
+    </w:p>
+    <w:p>
+      <w:pPr>
+        <w:rPr>
+          <w:rFonts w:ascii="Sakkal Majalla" w:eastAsia="Times New Roman" w:hAnsi="Sakkal Majalla" w:cs="Sakkal Majalla"/>
+          <w:color w:val="202020"/>
+          <w:kern w:val="0"/>
+          <w14:ligatures w14:val="none"/>
+        </w:rPr>
+      </w:pPr>
     </w:p>
     <w:sectPr>
       <w:pgSz w:w="12240" w:h="15840"/>
@@ -2965,9 +4708,9 @@
     </w:lvl>
   </w:abstractNum>
   <w:abstractNum w:abstractNumId="1" w15:restartNumberingAfterBreak="0">
-    <w:nsid w:val="23506D30"/>
+    <w:nsid w:val="220E3B95"/>
     <w:multiLevelType w:val="multilevel"/>
-    <w:tmpl w:val="3A5EB7EE"/>
+    <w:tmpl w:val="171CE714"/>
     <w:lvl w:ilvl="0">
       <w:start w:val="1"/>
       <w:numFmt w:val="bullet"/>
@@ -3113,11 +4856,619 @@
       </w:rPr>
     </w:lvl>
   </w:abstractNum>
+  <w:abstractNum w:abstractNumId="2" w15:restartNumberingAfterBreak="0">
+    <w:nsid w:val="23506D30"/>
+    <w:multiLevelType w:val="multilevel"/>
+    <w:tmpl w:val="3A5EB7EE"/>
+    <w:lvl w:ilvl="0">
+      <w:start w:val="1"/>
+      <w:numFmt w:val="bullet"/>
+      <w:lvlText w:val=""/>
+      <w:lvlJc w:val="left"/>
+      <w:pPr>
+        <w:tabs>
+          <w:tab w:val="num" w:pos="720"/>
+        </w:tabs>
+        <w:ind w:left="720" w:hanging="360"/>
+      </w:pPr>
+      <w:rPr>
+        <w:rFonts w:ascii="Symbol" w:hAnsi="Symbol" w:hint="default"/>
+        <w:sz w:val="20"/>
+      </w:rPr>
+    </w:lvl>
+    <w:lvl w:ilvl="1" w:tentative="1">
+      <w:start w:val="1"/>
+      <w:numFmt w:val="bullet"/>
+      <w:lvlText w:val=""/>
+      <w:lvlJc w:val="left"/>
+      <w:pPr>
+        <w:tabs>
+          <w:tab w:val="num" w:pos="1440"/>
+        </w:tabs>
+        <w:ind w:left="1440" w:hanging="360"/>
+      </w:pPr>
+      <w:rPr>
+        <w:rFonts w:ascii="Symbol" w:hAnsi="Symbol" w:hint="default"/>
+        <w:sz w:val="20"/>
+      </w:rPr>
+    </w:lvl>
+    <w:lvl w:ilvl="2" w:tentative="1">
+      <w:start w:val="1"/>
+      <w:numFmt w:val="bullet"/>
+      <w:lvlText w:val=""/>
+      <w:lvlJc w:val="left"/>
+      <w:pPr>
+        <w:tabs>
+          <w:tab w:val="num" w:pos="2160"/>
+        </w:tabs>
+        <w:ind w:left="2160" w:hanging="360"/>
+      </w:pPr>
+      <w:rPr>
+        <w:rFonts w:ascii="Symbol" w:hAnsi="Symbol" w:hint="default"/>
+        <w:sz w:val="20"/>
+      </w:rPr>
+    </w:lvl>
+    <w:lvl w:ilvl="3" w:tentative="1">
+      <w:start w:val="1"/>
+      <w:numFmt w:val="bullet"/>
+      <w:lvlText w:val=""/>
+      <w:lvlJc w:val="left"/>
+      <w:pPr>
+        <w:tabs>
+          <w:tab w:val="num" w:pos="2880"/>
+        </w:tabs>
+        <w:ind w:left="2880" w:hanging="360"/>
+      </w:pPr>
+      <w:rPr>
+        <w:rFonts w:ascii="Symbol" w:hAnsi="Symbol" w:hint="default"/>
+        <w:sz w:val="20"/>
+      </w:rPr>
+    </w:lvl>
+    <w:lvl w:ilvl="4" w:tentative="1">
+      <w:start w:val="1"/>
+      <w:numFmt w:val="bullet"/>
+      <w:lvlText w:val=""/>
+      <w:lvlJc w:val="left"/>
+      <w:pPr>
+        <w:tabs>
+          <w:tab w:val="num" w:pos="3600"/>
+        </w:tabs>
+        <w:ind w:left="3600" w:hanging="360"/>
+      </w:pPr>
+      <w:rPr>
+        <w:rFonts w:ascii="Symbol" w:hAnsi="Symbol" w:hint="default"/>
+        <w:sz w:val="20"/>
+      </w:rPr>
+    </w:lvl>
+    <w:lvl w:ilvl="5" w:tentative="1">
+      <w:start w:val="1"/>
+      <w:numFmt w:val="bullet"/>
+      <w:lvlText w:val=""/>
+      <w:lvlJc w:val="left"/>
+      <w:pPr>
+        <w:tabs>
+          <w:tab w:val="num" w:pos="4320"/>
+        </w:tabs>
+        <w:ind w:left="4320" w:hanging="360"/>
+      </w:pPr>
+      <w:rPr>
+        <w:rFonts w:ascii="Symbol" w:hAnsi="Symbol" w:hint="default"/>
+        <w:sz w:val="20"/>
+      </w:rPr>
+    </w:lvl>
+    <w:lvl w:ilvl="6" w:tentative="1">
+      <w:start w:val="1"/>
+      <w:numFmt w:val="bullet"/>
+      <w:lvlText w:val=""/>
+      <w:lvlJc w:val="left"/>
+      <w:pPr>
+        <w:tabs>
+          <w:tab w:val="num" w:pos="5040"/>
+        </w:tabs>
+        <w:ind w:left="5040" w:hanging="360"/>
+      </w:pPr>
+      <w:rPr>
+        <w:rFonts w:ascii="Symbol" w:hAnsi="Symbol" w:hint="default"/>
+        <w:sz w:val="20"/>
+      </w:rPr>
+    </w:lvl>
+    <w:lvl w:ilvl="7" w:tentative="1">
+      <w:start w:val="1"/>
+      <w:numFmt w:val="bullet"/>
+      <w:lvlText w:val=""/>
+      <w:lvlJc w:val="left"/>
+      <w:pPr>
+        <w:tabs>
+          <w:tab w:val="num" w:pos="5760"/>
+        </w:tabs>
+        <w:ind w:left="5760" w:hanging="360"/>
+      </w:pPr>
+      <w:rPr>
+        <w:rFonts w:ascii="Symbol" w:hAnsi="Symbol" w:hint="default"/>
+        <w:sz w:val="20"/>
+      </w:rPr>
+    </w:lvl>
+    <w:lvl w:ilvl="8" w:tentative="1">
+      <w:start w:val="1"/>
+      <w:numFmt w:val="bullet"/>
+      <w:lvlText w:val=""/>
+      <w:lvlJc w:val="left"/>
+      <w:pPr>
+        <w:tabs>
+          <w:tab w:val="num" w:pos="6480"/>
+        </w:tabs>
+        <w:ind w:left="6480" w:hanging="360"/>
+      </w:pPr>
+      <w:rPr>
+        <w:rFonts w:ascii="Symbol" w:hAnsi="Symbol" w:hint="default"/>
+        <w:sz w:val="20"/>
+      </w:rPr>
+    </w:lvl>
+  </w:abstractNum>
+  <w:abstractNum w:abstractNumId="3" w15:restartNumberingAfterBreak="0">
+    <w:nsid w:val="30683138"/>
+    <w:multiLevelType w:val="multilevel"/>
+    <w:tmpl w:val="CA20A336"/>
+    <w:lvl w:ilvl="0">
+      <w:start w:val="1"/>
+      <w:numFmt w:val="bullet"/>
+      <w:lvlText w:val=""/>
+      <w:lvlJc w:val="left"/>
+      <w:pPr>
+        <w:tabs>
+          <w:tab w:val="num" w:pos="720"/>
+        </w:tabs>
+        <w:ind w:left="720" w:hanging="360"/>
+      </w:pPr>
+      <w:rPr>
+        <w:rFonts w:ascii="Symbol" w:hAnsi="Symbol" w:hint="default"/>
+        <w:sz w:val="20"/>
+      </w:rPr>
+    </w:lvl>
+    <w:lvl w:ilvl="1" w:tentative="1">
+      <w:start w:val="1"/>
+      <w:numFmt w:val="bullet"/>
+      <w:lvlText w:val=""/>
+      <w:lvlJc w:val="left"/>
+      <w:pPr>
+        <w:tabs>
+          <w:tab w:val="num" w:pos="1440"/>
+        </w:tabs>
+        <w:ind w:left="1440" w:hanging="360"/>
+      </w:pPr>
+      <w:rPr>
+        <w:rFonts w:ascii="Symbol" w:hAnsi="Symbol" w:hint="default"/>
+        <w:sz w:val="20"/>
+      </w:rPr>
+    </w:lvl>
+    <w:lvl w:ilvl="2" w:tentative="1">
+      <w:start w:val="1"/>
+      <w:numFmt w:val="bullet"/>
+      <w:lvlText w:val=""/>
+      <w:lvlJc w:val="left"/>
+      <w:pPr>
+        <w:tabs>
+          <w:tab w:val="num" w:pos="2160"/>
+        </w:tabs>
+        <w:ind w:left="2160" w:hanging="360"/>
+      </w:pPr>
+      <w:rPr>
+        <w:rFonts w:ascii="Symbol" w:hAnsi="Symbol" w:hint="default"/>
+        <w:sz w:val="20"/>
+      </w:rPr>
+    </w:lvl>
+    <w:lvl w:ilvl="3" w:tentative="1">
+      <w:start w:val="1"/>
+      <w:numFmt w:val="bullet"/>
+      <w:lvlText w:val=""/>
+      <w:lvlJc w:val="left"/>
+      <w:pPr>
+        <w:tabs>
+          <w:tab w:val="num" w:pos="2880"/>
+        </w:tabs>
+        <w:ind w:left="2880" w:hanging="360"/>
+      </w:pPr>
+      <w:rPr>
+        <w:rFonts w:ascii="Symbol" w:hAnsi="Symbol" w:hint="default"/>
+        <w:sz w:val="20"/>
+      </w:rPr>
+    </w:lvl>
+    <w:lvl w:ilvl="4" w:tentative="1">
+      <w:start w:val="1"/>
+      <w:numFmt w:val="bullet"/>
+      <w:lvlText w:val=""/>
+      <w:lvlJc w:val="left"/>
+      <w:pPr>
+        <w:tabs>
+          <w:tab w:val="num" w:pos="3600"/>
+        </w:tabs>
+        <w:ind w:left="3600" w:hanging="360"/>
+      </w:pPr>
+      <w:rPr>
+        <w:rFonts w:ascii="Symbol" w:hAnsi="Symbol" w:hint="default"/>
+        <w:sz w:val="20"/>
+      </w:rPr>
+    </w:lvl>
+    <w:lvl w:ilvl="5" w:tentative="1">
+      <w:start w:val="1"/>
+      <w:numFmt w:val="bullet"/>
+      <w:lvlText w:val=""/>
+      <w:lvlJc w:val="left"/>
+      <w:pPr>
+        <w:tabs>
+          <w:tab w:val="num" w:pos="4320"/>
+        </w:tabs>
+        <w:ind w:left="4320" w:hanging="360"/>
+      </w:pPr>
+      <w:rPr>
+        <w:rFonts w:ascii="Symbol" w:hAnsi="Symbol" w:hint="default"/>
+        <w:sz w:val="20"/>
+      </w:rPr>
+    </w:lvl>
+    <w:lvl w:ilvl="6" w:tentative="1">
+      <w:start w:val="1"/>
+      <w:numFmt w:val="bullet"/>
+      <w:lvlText w:val=""/>
+      <w:lvlJc w:val="left"/>
+      <w:pPr>
+        <w:tabs>
+          <w:tab w:val="num" w:pos="5040"/>
+        </w:tabs>
+        <w:ind w:left="5040" w:hanging="360"/>
+      </w:pPr>
+      <w:rPr>
+        <w:rFonts w:ascii="Symbol" w:hAnsi="Symbol" w:hint="default"/>
+        <w:sz w:val="20"/>
+      </w:rPr>
+    </w:lvl>
+    <w:lvl w:ilvl="7" w:tentative="1">
+      <w:start w:val="1"/>
+      <w:numFmt w:val="bullet"/>
+      <w:lvlText w:val=""/>
+      <w:lvlJc w:val="left"/>
+      <w:pPr>
+        <w:tabs>
+          <w:tab w:val="num" w:pos="5760"/>
+        </w:tabs>
+        <w:ind w:left="5760" w:hanging="360"/>
+      </w:pPr>
+      <w:rPr>
+        <w:rFonts w:ascii="Symbol" w:hAnsi="Symbol" w:hint="default"/>
+        <w:sz w:val="20"/>
+      </w:rPr>
+    </w:lvl>
+    <w:lvl w:ilvl="8" w:tentative="1">
+      <w:start w:val="1"/>
+      <w:numFmt w:val="bullet"/>
+      <w:lvlText w:val=""/>
+      <w:lvlJc w:val="left"/>
+      <w:pPr>
+        <w:tabs>
+          <w:tab w:val="num" w:pos="6480"/>
+        </w:tabs>
+        <w:ind w:left="6480" w:hanging="360"/>
+      </w:pPr>
+      <w:rPr>
+        <w:rFonts w:ascii="Symbol" w:hAnsi="Symbol" w:hint="default"/>
+        <w:sz w:val="20"/>
+      </w:rPr>
+    </w:lvl>
+  </w:abstractNum>
+  <w:abstractNum w:abstractNumId="4" w15:restartNumberingAfterBreak="0">
+    <w:nsid w:val="63BD1FE0"/>
+    <w:multiLevelType w:val="multilevel"/>
+    <w:tmpl w:val="217E5CE2"/>
+    <w:lvl w:ilvl="0">
+      <w:start w:val="1"/>
+      <w:numFmt w:val="bullet"/>
+      <w:lvlText w:val=""/>
+      <w:lvlJc w:val="left"/>
+      <w:pPr>
+        <w:tabs>
+          <w:tab w:val="num" w:pos="720"/>
+        </w:tabs>
+        <w:ind w:left="720" w:hanging="360"/>
+      </w:pPr>
+      <w:rPr>
+        <w:rFonts w:ascii="Symbol" w:hAnsi="Symbol" w:hint="default"/>
+        <w:sz w:val="20"/>
+      </w:rPr>
+    </w:lvl>
+    <w:lvl w:ilvl="1" w:tentative="1">
+      <w:start w:val="1"/>
+      <w:numFmt w:val="bullet"/>
+      <w:lvlText w:val=""/>
+      <w:lvlJc w:val="left"/>
+      <w:pPr>
+        <w:tabs>
+          <w:tab w:val="num" w:pos="1440"/>
+        </w:tabs>
+        <w:ind w:left="1440" w:hanging="360"/>
+      </w:pPr>
+      <w:rPr>
+        <w:rFonts w:ascii="Symbol" w:hAnsi="Symbol" w:hint="default"/>
+        <w:sz w:val="20"/>
+      </w:rPr>
+    </w:lvl>
+    <w:lvl w:ilvl="2" w:tentative="1">
+      <w:start w:val="1"/>
+      <w:numFmt w:val="bullet"/>
+      <w:lvlText w:val=""/>
+      <w:lvlJc w:val="left"/>
+      <w:pPr>
+        <w:tabs>
+          <w:tab w:val="num" w:pos="2160"/>
+        </w:tabs>
+        <w:ind w:left="2160" w:hanging="360"/>
+      </w:pPr>
+      <w:rPr>
+        <w:rFonts w:ascii="Symbol" w:hAnsi="Symbol" w:hint="default"/>
+        <w:sz w:val="20"/>
+      </w:rPr>
+    </w:lvl>
+    <w:lvl w:ilvl="3" w:tentative="1">
+      <w:start w:val="1"/>
+      <w:numFmt w:val="bullet"/>
+      <w:lvlText w:val=""/>
+      <w:lvlJc w:val="left"/>
+      <w:pPr>
+        <w:tabs>
+          <w:tab w:val="num" w:pos="2880"/>
+        </w:tabs>
+        <w:ind w:left="2880" w:hanging="360"/>
+      </w:pPr>
+      <w:rPr>
+        <w:rFonts w:ascii="Symbol" w:hAnsi="Symbol" w:hint="default"/>
+        <w:sz w:val="20"/>
+      </w:rPr>
+    </w:lvl>
+    <w:lvl w:ilvl="4" w:tentative="1">
+      <w:start w:val="1"/>
+      <w:numFmt w:val="bullet"/>
+      <w:lvlText w:val=""/>
+      <w:lvlJc w:val="left"/>
+      <w:pPr>
+        <w:tabs>
+          <w:tab w:val="num" w:pos="3600"/>
+        </w:tabs>
+        <w:ind w:left="3600" w:hanging="360"/>
+      </w:pPr>
+      <w:rPr>
+        <w:rFonts w:ascii="Symbol" w:hAnsi="Symbol" w:hint="default"/>
+        <w:sz w:val="20"/>
+      </w:rPr>
+    </w:lvl>
+    <w:lvl w:ilvl="5" w:tentative="1">
+      <w:start w:val="1"/>
+      <w:numFmt w:val="bullet"/>
+      <w:lvlText w:val=""/>
+      <w:lvlJc w:val="left"/>
+      <w:pPr>
+        <w:tabs>
+          <w:tab w:val="num" w:pos="4320"/>
+        </w:tabs>
+        <w:ind w:left="4320" w:hanging="360"/>
+      </w:pPr>
+      <w:rPr>
+        <w:rFonts w:ascii="Symbol" w:hAnsi="Symbol" w:hint="default"/>
+        <w:sz w:val="20"/>
+      </w:rPr>
+    </w:lvl>
+    <w:lvl w:ilvl="6" w:tentative="1">
+      <w:start w:val="1"/>
+      <w:numFmt w:val="bullet"/>
+      <w:lvlText w:val=""/>
+      <w:lvlJc w:val="left"/>
+      <w:pPr>
+        <w:tabs>
+          <w:tab w:val="num" w:pos="5040"/>
+        </w:tabs>
+        <w:ind w:left="5040" w:hanging="360"/>
+      </w:pPr>
+      <w:rPr>
+        <w:rFonts w:ascii="Symbol" w:hAnsi="Symbol" w:hint="default"/>
+        <w:sz w:val="20"/>
+      </w:rPr>
+    </w:lvl>
+    <w:lvl w:ilvl="7" w:tentative="1">
+      <w:start w:val="1"/>
+      <w:numFmt w:val="bullet"/>
+      <w:lvlText w:val=""/>
+      <w:lvlJc w:val="left"/>
+      <w:pPr>
+        <w:tabs>
+          <w:tab w:val="num" w:pos="5760"/>
+        </w:tabs>
+        <w:ind w:left="5760" w:hanging="360"/>
+      </w:pPr>
+      <w:rPr>
+        <w:rFonts w:ascii="Symbol" w:hAnsi="Symbol" w:hint="default"/>
+        <w:sz w:val="20"/>
+      </w:rPr>
+    </w:lvl>
+    <w:lvl w:ilvl="8" w:tentative="1">
+      <w:start w:val="1"/>
+      <w:numFmt w:val="bullet"/>
+      <w:lvlText w:val=""/>
+      <w:lvlJc w:val="left"/>
+      <w:pPr>
+        <w:tabs>
+          <w:tab w:val="num" w:pos="6480"/>
+        </w:tabs>
+        <w:ind w:left="6480" w:hanging="360"/>
+      </w:pPr>
+      <w:rPr>
+        <w:rFonts w:ascii="Symbol" w:hAnsi="Symbol" w:hint="default"/>
+        <w:sz w:val="20"/>
+      </w:rPr>
+    </w:lvl>
+  </w:abstractNum>
+  <w:abstractNum w:abstractNumId="5" w15:restartNumberingAfterBreak="0">
+    <w:nsid w:val="6D231E29"/>
+    <w:multiLevelType w:val="multilevel"/>
+    <w:tmpl w:val="98346DDC"/>
+    <w:lvl w:ilvl="0">
+      <w:start w:val="1"/>
+      <w:numFmt w:val="bullet"/>
+      <w:lvlText w:val=""/>
+      <w:lvlJc w:val="left"/>
+      <w:pPr>
+        <w:tabs>
+          <w:tab w:val="num" w:pos="720"/>
+        </w:tabs>
+        <w:ind w:left="720" w:hanging="360"/>
+      </w:pPr>
+      <w:rPr>
+        <w:rFonts w:ascii="Symbol" w:hAnsi="Symbol" w:hint="default"/>
+        <w:sz w:val="20"/>
+      </w:rPr>
+    </w:lvl>
+    <w:lvl w:ilvl="1" w:tentative="1">
+      <w:start w:val="1"/>
+      <w:numFmt w:val="bullet"/>
+      <w:lvlText w:val=""/>
+      <w:lvlJc w:val="left"/>
+      <w:pPr>
+        <w:tabs>
+          <w:tab w:val="num" w:pos="1440"/>
+        </w:tabs>
+        <w:ind w:left="1440" w:hanging="360"/>
+      </w:pPr>
+      <w:rPr>
+        <w:rFonts w:ascii="Symbol" w:hAnsi="Symbol" w:hint="default"/>
+        <w:sz w:val="20"/>
+      </w:rPr>
+    </w:lvl>
+    <w:lvl w:ilvl="2" w:tentative="1">
+      <w:start w:val="1"/>
+      <w:numFmt w:val="bullet"/>
+      <w:lvlText w:val=""/>
+      <w:lvlJc w:val="left"/>
+      <w:pPr>
+        <w:tabs>
+          <w:tab w:val="num" w:pos="2160"/>
+        </w:tabs>
+        <w:ind w:left="2160" w:hanging="360"/>
+      </w:pPr>
+      <w:rPr>
+        <w:rFonts w:ascii="Symbol" w:hAnsi="Symbol" w:hint="default"/>
+        <w:sz w:val="20"/>
+      </w:rPr>
+    </w:lvl>
+    <w:lvl w:ilvl="3" w:tentative="1">
+      <w:start w:val="1"/>
+      <w:numFmt w:val="bullet"/>
+      <w:lvlText w:val=""/>
+      <w:lvlJc w:val="left"/>
+      <w:pPr>
+        <w:tabs>
+          <w:tab w:val="num" w:pos="2880"/>
+        </w:tabs>
+        <w:ind w:left="2880" w:hanging="360"/>
+      </w:pPr>
+      <w:rPr>
+        <w:rFonts w:ascii="Symbol" w:hAnsi="Symbol" w:hint="default"/>
+        <w:sz w:val="20"/>
+      </w:rPr>
+    </w:lvl>
+    <w:lvl w:ilvl="4" w:tentative="1">
+      <w:start w:val="1"/>
+      <w:numFmt w:val="bullet"/>
+      <w:lvlText w:val=""/>
+      <w:lvlJc w:val="left"/>
+      <w:pPr>
+        <w:tabs>
+          <w:tab w:val="num" w:pos="3600"/>
+        </w:tabs>
+        <w:ind w:left="3600" w:hanging="360"/>
+      </w:pPr>
+      <w:rPr>
+        <w:rFonts w:ascii="Symbol" w:hAnsi="Symbol" w:hint="default"/>
+        <w:sz w:val="20"/>
+      </w:rPr>
+    </w:lvl>
+    <w:lvl w:ilvl="5" w:tentative="1">
+      <w:start w:val="1"/>
+      <w:numFmt w:val="bullet"/>
+      <w:lvlText w:val=""/>
+      <w:lvlJc w:val="left"/>
+      <w:pPr>
+        <w:tabs>
+          <w:tab w:val="num" w:pos="4320"/>
+        </w:tabs>
+        <w:ind w:left="4320" w:hanging="360"/>
+      </w:pPr>
+      <w:rPr>
+        <w:rFonts w:ascii="Symbol" w:hAnsi="Symbol" w:hint="default"/>
+        <w:sz w:val="20"/>
+      </w:rPr>
+    </w:lvl>
+    <w:lvl w:ilvl="6" w:tentative="1">
+      <w:start w:val="1"/>
+      <w:numFmt w:val="bullet"/>
+      <w:lvlText w:val=""/>
+      <w:lvlJc w:val="left"/>
+      <w:pPr>
+        <w:tabs>
+          <w:tab w:val="num" w:pos="5040"/>
+        </w:tabs>
+        <w:ind w:left="5040" w:hanging="360"/>
+      </w:pPr>
+      <w:rPr>
+        <w:rFonts w:ascii="Symbol" w:hAnsi="Symbol" w:hint="default"/>
+        <w:sz w:val="20"/>
+      </w:rPr>
+    </w:lvl>
+    <w:lvl w:ilvl="7" w:tentative="1">
+      <w:start w:val="1"/>
+      <w:numFmt w:val="bullet"/>
+      <w:lvlText w:val=""/>
+      <w:lvlJc w:val="left"/>
+      <w:pPr>
+        <w:tabs>
+          <w:tab w:val="num" w:pos="5760"/>
+        </w:tabs>
+        <w:ind w:left="5760" w:hanging="360"/>
+      </w:pPr>
+      <w:rPr>
+        <w:rFonts w:ascii="Symbol" w:hAnsi="Symbol" w:hint="default"/>
+        <w:sz w:val="20"/>
+      </w:rPr>
+    </w:lvl>
+    <w:lvl w:ilvl="8" w:tentative="1">
+      <w:start w:val="1"/>
+      <w:numFmt w:val="bullet"/>
+      <w:lvlText w:val=""/>
+      <w:lvlJc w:val="left"/>
+      <w:pPr>
+        <w:tabs>
+          <w:tab w:val="num" w:pos="6480"/>
+        </w:tabs>
+        <w:ind w:left="6480" w:hanging="360"/>
+      </w:pPr>
+      <w:rPr>
+        <w:rFonts w:ascii="Symbol" w:hAnsi="Symbol" w:hint="default"/>
+        <w:sz w:val="20"/>
+      </w:rPr>
+    </w:lvl>
+  </w:abstractNum>
   <w:num w:numId="1" w16cid:durableId="1720322896">
-    <w:abstractNumId w:val="1"/>
+    <w:abstractNumId w:val="2"/>
   </w:num>
   <w:num w:numId="2" w16cid:durableId="460152078">
     <w:abstractNumId w:val="0"/>
+  </w:num>
+  <w:num w:numId="3" w16cid:durableId="2094232207">
+    <w:abstractNumId w:val="3"/>
+  </w:num>
+  <w:num w:numId="4" w16cid:durableId="1479497940">
+    <w:abstractNumId w:val="4"/>
+  </w:num>
+  <w:num w:numId="5" w16cid:durableId="102043682">
+    <w:abstractNumId w:val="5"/>
+  </w:num>
+  <w:num w:numId="6" w16cid:durableId="1491480624">
+    <w:abstractNumId w:val="1"/>
   </w:num>
 </w:numbering>
 </file>
@@ -3522,6 +5873,7 @@
   <w:style w:type="paragraph" w:default="1" w:styleId="Normal">
     <w:name w:val="Normal"/>
     <w:qFormat/>
+    <w:rsid w:val="000943F2"/>
   </w:style>
   <w:style w:type="paragraph" w:styleId="Heading1">
     <w:name w:val="heading 1"/>
